--- a/SPRING.SECURITY.docx
+++ b/SPRING.SECURITY.docx
@@ -1,31 +1,20 @@
 
 <file path=word/document.xml><?xml version="1.0" encoding="utf-8"?>
-<w:document xmlns:wpc="http://schemas.microsoft.com/office/word/2010/wordprocessingCanvas" xmlns:cx="http://schemas.microsoft.com/office/drawing/2014/chartex" xmlns:cx1="http://schemas.microsoft.com/office/drawing/2015/9/8/chartex" xmlns:cx2="http://schemas.microsoft.com/office/drawing/2015/10/21/chartex" xmlns:cx3="http://schemas.microsoft.com/office/drawing/2016/5/9/chartex" xmlns:cx4="http://schemas.microsoft.com/office/drawing/2016/5/10/chartex" xmlns:cx5="http://schemas.microsoft.com/office/drawing/2016/5/11/chartex" xmlns:cx6="http://schemas.microsoft.com/office/drawing/2016/5/12/chartex" xmlns:cx7="http://schemas.microsoft.com/office/drawing/2016/5/13/chartex" xmlns:cx8="http://schemas.microsoft.com/office/drawing/2016/5/14/chartex" xmlns:mc="http://schemas.openxmlformats.org/markup-compatibility/2006" xmlns:aink="http://schemas.microsoft.com/office/drawing/2016/ink" xmlns:am3d="http://schemas.microsoft.com/office/drawing/2017/model3d" xmlns:o="urn:schemas-microsoft-com:office:office" xmlns:oel="http://schemas.microsoft.com/office/2019/extlst" xmlns:r="http://schemas.openxmlformats.org/officeDocument/2006/relationships" xmlns:m="http://schemas.openxmlformats.org/officeDocument/2006/math" xmlns:v="urn:schemas-microsoft-com:vml" xmlns:wp14="http://schemas.microsoft.com/office/word/2010/wordprocessingDrawing" xmlns:wp="http://schemas.openxmlformats.org/drawingml/2006/wordprocessingDrawing" xmlns:w10="urn:schemas-microsoft-com:office:word" xmlns:w="http://schemas.openxmlformats.org/wordprocessingml/2006/main" xmlns:w14="http://schemas.microsoft.com/office/word/2010/wordml" xmlns:w15="http://schemas.microsoft.com/office/word/2012/wordml" xmlns:w16cex="http://schemas.microsoft.com/office/word/2018/wordml/cex" xmlns:w16cid="http://schemas.microsoft.com/office/word/2016/wordml/cid" xmlns:w16="http://schemas.microsoft.com/office/word/2018/wordml" xmlns:w16sdtdh="http://schemas.microsoft.com/office/word/2020/wordml/sdtdatahash" xmlns:w16se="http://schemas.microsoft.com/office/word/2015/wordml/symex" xmlns:wpg="http://schemas.microsoft.com/office/word/2010/wordprocessingGroup" xmlns:wpi="http://schemas.microsoft.com/office/word/2010/wordprocessingInk" xmlns:wne="http://schemas.microsoft.com/office/word/2006/wordml" xmlns:wps="http://schemas.microsoft.com/office/word/2010/wordprocessingShape" mc:Ignorable="w14 w15 w16se w16cid w16 w16cex w16sdtdh wp14">
+<w:document xmlns:wpc="http://schemas.microsoft.com/office/word/2010/wordprocessingCanvas" xmlns:cx="http://schemas.microsoft.com/office/drawing/2014/chartex" xmlns:cx1="http://schemas.microsoft.com/office/drawing/2015/9/8/chartex" xmlns:cx2="http://schemas.microsoft.com/office/drawing/2015/10/21/chartex" xmlns:cx3="http://schemas.microsoft.com/office/drawing/2016/5/9/chartex" xmlns:cx4="http://schemas.microsoft.com/office/drawing/2016/5/10/chartex" xmlns:cx5="http://schemas.microsoft.com/office/drawing/2016/5/11/chartex" xmlns:cx6="http://schemas.microsoft.com/office/drawing/2016/5/12/chartex" xmlns:cx7="http://schemas.microsoft.com/office/drawing/2016/5/13/chartex" xmlns:cx8="http://schemas.microsoft.com/office/drawing/2016/5/14/chartex" xmlns:mc="http://schemas.openxmlformats.org/markup-compatibility/2006" xmlns:aink="http://schemas.microsoft.com/office/drawing/2016/ink" xmlns:am3d="http://schemas.microsoft.com/office/drawing/2017/model3d" xmlns:o="urn:schemas-microsoft-com:office:office" xmlns:oel="http://schemas.microsoft.com/office/2019/extlst" xmlns:r="http://schemas.openxmlformats.org/officeDocument/2006/relationships" xmlns:m="http://schemas.openxmlformats.org/officeDocument/2006/math" xmlns:v="urn:schemas-microsoft-com:vml" xmlns:wp14="http://schemas.microsoft.com/office/word/2010/wordprocessingDrawing" xmlns:wp="http://schemas.openxmlformats.org/drawingml/2006/wordprocessingDrawing" xmlns:w10="urn:schemas-microsoft-com:office:word" xmlns:w="http://schemas.openxmlformats.org/wordprocessingml/2006/main" xmlns:w14="http://schemas.microsoft.com/office/word/2010/wordml" xmlns:w15="http://schemas.microsoft.com/office/word/2012/wordml" xmlns:w16cex="http://schemas.microsoft.com/office/word/2018/wordml/cex" xmlns:w16cid="http://schemas.microsoft.com/office/word/2016/wordml/cid" xmlns:w16="http://schemas.microsoft.com/office/word/2018/wordml" xmlns:w16du="http://schemas.microsoft.com/office/word/2023/wordml/word16du" xmlns:w16sdtdh="http://schemas.microsoft.com/office/word/2020/wordml/sdtdatahash" xmlns:w16sdtfl="http://schemas.microsoft.com/office/word/2024/wordml/sdtformatlock" xmlns:w16se="http://schemas.microsoft.com/office/word/2015/wordml/symex" xmlns:wpg="http://schemas.microsoft.com/office/word/2010/wordprocessingGroup" xmlns:wpi="http://schemas.microsoft.com/office/word/2010/wordprocessingInk" xmlns:wne="http://schemas.microsoft.com/office/word/2006/wordml" xmlns:wps="http://schemas.microsoft.com/office/word/2010/wordprocessingShape" mc:Ignorable="w14 w15 w16se w16cid w16 w16cex w16sdtdh w16sdtfl w16du wp14">
   <w:body>
     <w:p>
       <w:pPr>
-        <w:rPr>
-          <w:b/>
-          <w:bCs/>
+        <w:pStyle w:val="Heading1"/>
+        <w:rPr>
           <w:color w:val="FF0000"/>
-          <w:sz w:val="52"/>
-          <w:szCs w:val="52"/>
-        </w:rPr>
-      </w:pPr>
-      <w:r>
-        <w:rPr>
-          <w:sz w:val="52"/>
-          <w:szCs w:val="52"/>
-        </w:rPr>
+        </w:rPr>
+      </w:pPr>
+      <w:r>
         <w:t xml:space="preserve">                </w:t>
       </w:r>
       <w:r>
         <w:rPr>
-          <w:b/>
-          <w:bCs/>
           <w:color w:val="FF0000"/>
-          <w:sz w:val="52"/>
-          <w:szCs w:val="52"/>
         </w:rPr>
         <w:t>SPRING SECURITY</w:t>
       </w:r>
@@ -127,6 +116,7 @@
         <w:rPr>
           <w:noProof/>
         </w:rPr>
+        <w:lastRenderedPageBreak/>
         <w:drawing>
           <wp:inline distT="0" distB="0" distL="0" distR="0" wp14:anchorId="1BC868D6" wp14:editId="726AA903">
             <wp:extent cx="6477000" cy="2771775"/>
@@ -176,7 +166,6 @@
         <w:rPr>
           <w:noProof/>
         </w:rPr>
-        <w:lastRenderedPageBreak/>
         <w:drawing>
           <wp:inline distT="0" distB="0" distL="0" distR="0" wp14:anchorId="00E2DF0A" wp14:editId="1A933B5B">
             <wp:extent cx="5713542" cy="3009900"/>
@@ -410,24 +399,88 @@
           <w:szCs w:val="24"/>
         </w:rPr>
         <w:softHyphen/>
-        <w:t>When a user provides a password and username form his memory .</w:t>
-      </w:r>
-    </w:p>
-    <w:p>
-      <w:pPr>
+        <w:t xml:space="preserve">When a user provides a password and username form his </w:t>
+      </w:r>
+      <w:proofErr w:type="gramStart"/>
+      <w:r>
         <w:rPr>
           <w:color w:val="000000" w:themeColor="text1"/>
           <w:sz w:val="24"/>
           <w:szCs w:val="24"/>
         </w:rPr>
-      </w:pPr>
-      <w:r>
+        <w:t>memory .</w:t>
+      </w:r>
+      <w:proofErr w:type="gramEnd"/>
+    </w:p>
+    <w:p>
+      <w:pPr>
         <w:rPr>
           <w:color w:val="000000" w:themeColor="text1"/>
           <w:sz w:val="24"/>
           <w:szCs w:val="24"/>
         </w:rPr>
-        <w:t>It is risky becoz if some one steals ur password then he can easily access the account.</w:t>
+      </w:pPr>
+      <w:r>
+        <w:rPr>
+          <w:color w:val="000000" w:themeColor="text1"/>
+          <w:sz w:val="24"/>
+          <w:szCs w:val="24"/>
+        </w:rPr>
+        <w:t xml:space="preserve">It is risky </w:t>
+      </w:r>
+      <w:proofErr w:type="spellStart"/>
+      <w:r>
+        <w:rPr>
+          <w:color w:val="000000" w:themeColor="text1"/>
+          <w:sz w:val="24"/>
+          <w:szCs w:val="24"/>
+        </w:rPr>
+        <w:t>becoz</w:t>
+      </w:r>
+      <w:proofErr w:type="spellEnd"/>
+      <w:r>
+        <w:rPr>
+          <w:color w:val="000000" w:themeColor="text1"/>
+          <w:sz w:val="24"/>
+          <w:szCs w:val="24"/>
+        </w:rPr>
+        <w:t xml:space="preserve"> if </w:t>
+      </w:r>
+      <w:proofErr w:type="spellStart"/>
+      <w:r>
+        <w:rPr>
+          <w:color w:val="000000" w:themeColor="text1"/>
+          <w:sz w:val="24"/>
+          <w:szCs w:val="24"/>
+        </w:rPr>
+        <w:t>some one</w:t>
+      </w:r>
+      <w:proofErr w:type="spellEnd"/>
+      <w:r>
+        <w:rPr>
+          <w:color w:val="000000" w:themeColor="text1"/>
+          <w:sz w:val="24"/>
+          <w:szCs w:val="24"/>
+        </w:rPr>
+        <w:t xml:space="preserve"> steals </w:t>
+      </w:r>
+      <w:proofErr w:type="spellStart"/>
+      <w:r>
+        <w:rPr>
+          <w:color w:val="000000" w:themeColor="text1"/>
+          <w:sz w:val="24"/>
+          <w:szCs w:val="24"/>
+        </w:rPr>
+        <w:t>ur</w:t>
+      </w:r>
+      <w:proofErr w:type="spellEnd"/>
+      <w:r>
+        <w:rPr>
+          <w:color w:val="000000" w:themeColor="text1"/>
+          <w:sz w:val="24"/>
+          <w:szCs w:val="24"/>
+        </w:rPr>
+        <w:t xml:space="preserve"> password then he can easily access the account.</w:t>
       </w:r>
     </w:p>
     <w:p>
@@ -478,38 +531,73 @@
           <w:color w:val="000000" w:themeColor="text1"/>
         </w:rPr>
       </w:pPr>
-      <w:r>
-        <w:rPr>
-          <w:color w:val="000000" w:themeColor="text1"/>
-        </w:rPr>
-        <w:lastRenderedPageBreak/>
-        <w:t>Mobile : authenticated by text messages sent to user mobile phone.</w:t>
-      </w:r>
-    </w:p>
-    <w:p>
-      <w:pPr>
-        <w:rPr>
-          <w:color w:val="000000" w:themeColor="text1"/>
-        </w:rPr>
-      </w:pPr>
-      <w:r>
-        <w:rPr>
-          <w:color w:val="000000" w:themeColor="text1"/>
-        </w:rPr>
-        <w:t>Access cards/token cards: which we need to swap  to enter buildings.</w:t>
-      </w:r>
-    </w:p>
-    <w:p>
-      <w:pPr>
-        <w:rPr>
-          <w:color w:val="000000" w:themeColor="text1"/>
-        </w:rPr>
-      </w:pPr>
-      <w:r>
-        <w:rPr>
-          <w:color w:val="000000" w:themeColor="text1"/>
-        </w:rPr>
-        <w:t>The idea is it is  difficult to steal mobiles and cards from user is difficult than stealing password.</w:t>
+      <w:proofErr w:type="gramStart"/>
+      <w:r>
+        <w:rPr>
+          <w:color w:val="000000" w:themeColor="text1"/>
+        </w:rPr>
+        <w:t>Mobile :</w:t>
+      </w:r>
+      <w:proofErr w:type="gramEnd"/>
+      <w:r>
+        <w:rPr>
+          <w:color w:val="000000" w:themeColor="text1"/>
+        </w:rPr>
+        <w:t xml:space="preserve"> authenticated by text messages sent to user mobile phone.</w:t>
+      </w:r>
+    </w:p>
+    <w:p>
+      <w:pPr>
+        <w:rPr>
+          <w:color w:val="000000" w:themeColor="text1"/>
+        </w:rPr>
+      </w:pPr>
+      <w:r>
+        <w:rPr>
+          <w:color w:val="000000" w:themeColor="text1"/>
+        </w:rPr>
+        <w:t xml:space="preserve">Access cards/token cards: which we need to </w:t>
+      </w:r>
+      <w:proofErr w:type="gramStart"/>
+      <w:r>
+        <w:rPr>
+          <w:color w:val="000000" w:themeColor="text1"/>
+        </w:rPr>
+        <w:t>swap  to</w:t>
+      </w:r>
+      <w:proofErr w:type="gramEnd"/>
+      <w:r>
+        <w:rPr>
+          <w:color w:val="000000" w:themeColor="text1"/>
+        </w:rPr>
+        <w:t xml:space="preserve"> enter buildings.</w:t>
+      </w:r>
+    </w:p>
+    <w:p>
+      <w:pPr>
+        <w:rPr>
+          <w:color w:val="000000" w:themeColor="text1"/>
+        </w:rPr>
+      </w:pPr>
+      <w:r>
+        <w:rPr>
+          <w:color w:val="000000" w:themeColor="text1"/>
+        </w:rPr>
+        <w:t xml:space="preserve">The idea is it </w:t>
+      </w:r>
+      <w:proofErr w:type="gramStart"/>
+      <w:r>
+        <w:rPr>
+          <w:color w:val="000000" w:themeColor="text1"/>
+        </w:rPr>
+        <w:t>is  difficult</w:t>
+      </w:r>
+      <w:proofErr w:type="gramEnd"/>
+      <w:r>
+        <w:rPr>
+          <w:color w:val="000000" w:themeColor="text1"/>
+        </w:rPr>
+        <w:t xml:space="preserve"> to steal mobiles and cards from user is difficult than stealing password.</w:t>
       </w:r>
     </w:p>
     <w:p>
@@ -533,7 +621,25 @@
           <w:bCs/>
           <w:color w:val="00B0F0"/>
         </w:rPr>
-        <w:t xml:space="preserve">MULTIFACTOR AUTHENTICATION  = </w:t>
+        <w:t xml:space="preserve">MULTIFACTOR </w:t>
+      </w:r>
+      <w:proofErr w:type="gramStart"/>
+      <w:r>
+        <w:rPr>
+          <w:b/>
+          <w:bCs/>
+          <w:color w:val="00B0F0"/>
+        </w:rPr>
+        <w:t>AUTHENTICATION  =</w:t>
+      </w:r>
+      <w:proofErr w:type="gramEnd"/>
+      <w:r>
+        <w:rPr>
+          <w:b/>
+          <w:bCs/>
+          <w:color w:val="00B0F0"/>
+        </w:rPr>
+        <w:t xml:space="preserve"> </w:t>
       </w:r>
     </w:p>
     <w:p>
@@ -728,6 +834,7 @@
         <w:rPr>
           <w:noProof/>
         </w:rPr>
+        <w:lastRenderedPageBreak/>
         <w:drawing>
           <wp:inline distT="0" distB="0" distL="0" distR="0" wp14:anchorId="7CA36F6F" wp14:editId="24F6F408">
             <wp:extent cx="4410075" cy="2118815"/>
@@ -783,7 +890,6 @@
           <w:sz w:val="32"/>
           <w:szCs w:val="32"/>
         </w:rPr>
-        <w:lastRenderedPageBreak/>
         <w:t>PRINCIPAL:</w:t>
       </w:r>
     </w:p>
@@ -900,6 +1006,7 @@
           <w:color w:val="7030A0"/>
           <w:sz w:val="32"/>
         </w:rPr>
+        <w:lastRenderedPageBreak/>
         <w:t>AUTHORITY:</w:t>
       </w:r>
     </w:p>
@@ -1006,7 +1113,21 @@
         <w:rPr>
           <w:color w:val="000000" w:themeColor="text1"/>
         </w:rPr>
-        <w:t>In some cases we need to give same authorities to many users. Repeatedly providing authority to all persons is a tedious task. We can a</w:t>
+        <w:t xml:space="preserve">In some </w:t>
+      </w:r>
+      <w:proofErr w:type="gramStart"/>
+      <w:r>
+        <w:rPr>
+          <w:color w:val="000000" w:themeColor="text1"/>
+        </w:rPr>
+        <w:t>cases</w:t>
+      </w:r>
+      <w:proofErr w:type="gramEnd"/>
+      <w:r>
+        <w:rPr>
+          <w:color w:val="000000" w:themeColor="text1"/>
+        </w:rPr>
+        <w:t xml:space="preserve"> we need to give same authorities to many users. Repeatedly providing authority to all persons is a tedious task. We can a</w:t>
       </w:r>
       <w:r>
         <w:rPr>
@@ -1060,14 +1181,46 @@
           <w:bCs/>
           <w:color w:val="000000" w:themeColor="text1"/>
         </w:rPr>
-        <w:t xml:space="preserve">Suppose a retail store has some employees. Store clerk has some authorities . Department manager </w:t>
-      </w:r>
-      <w:r>
-        <w:rPr>
-          <w:bCs/>
-          <w:color w:val="000000" w:themeColor="text1"/>
-        </w:rPr>
-        <w:t xml:space="preserve">might be having some additional authorities  along with store clerk authorities. </w:t>
+        <w:t xml:space="preserve">Suppose a retail store has some employees. Store clerk has some </w:t>
+      </w:r>
+      <w:proofErr w:type="gramStart"/>
+      <w:r>
+        <w:rPr>
+          <w:bCs/>
+          <w:color w:val="000000" w:themeColor="text1"/>
+        </w:rPr>
+        <w:t>authorities .</w:t>
+      </w:r>
+      <w:proofErr w:type="gramEnd"/>
+      <w:r>
+        <w:rPr>
+          <w:bCs/>
+          <w:color w:val="000000" w:themeColor="text1"/>
+        </w:rPr>
+        <w:t xml:space="preserve"> Department manager </w:t>
+      </w:r>
+      <w:r>
+        <w:rPr>
+          <w:bCs/>
+          <w:color w:val="000000" w:themeColor="text1"/>
+        </w:rPr>
+        <w:t xml:space="preserve">might be having some additional </w:t>
+      </w:r>
+      <w:proofErr w:type="gramStart"/>
+      <w:r>
+        <w:rPr>
+          <w:bCs/>
+          <w:color w:val="000000" w:themeColor="text1"/>
+        </w:rPr>
+        <w:t>authorities  along</w:t>
+      </w:r>
+      <w:proofErr w:type="gramEnd"/>
+      <w:r>
+        <w:rPr>
+          <w:bCs/>
+          <w:color w:val="000000" w:themeColor="text1"/>
+        </w:rPr>
+        <w:t xml:space="preserve"> with store clerk authorities. </w:t>
       </w:r>
       <w:r>
         <w:rPr>
@@ -1129,6 +1282,7 @@
         <w:rPr>
           <w:noProof/>
         </w:rPr>
+        <w:lastRenderedPageBreak/>
         <w:drawing>
           <wp:inline distT="0" distB="0" distL="0" distR="0" wp14:anchorId="5D66A512" wp14:editId="45D78FBC">
             <wp:extent cx="5943600" cy="3295015"/>
@@ -1232,7 +1386,23 @@
           <w:bCs/>
           <w:color w:val="000000" w:themeColor="text1"/>
         </w:rPr>
-        <w:t>I am going to experiment mostly on TestingBoot application.</w:t>
+        <w:t xml:space="preserve">I am going to experiment mostly on </w:t>
+      </w:r>
+      <w:proofErr w:type="spellStart"/>
+      <w:r>
+        <w:rPr>
+          <w:bCs/>
+          <w:color w:val="000000" w:themeColor="text1"/>
+        </w:rPr>
+        <w:t>TestingBoot</w:t>
+      </w:r>
+      <w:proofErr w:type="spellEnd"/>
+      <w:r>
+        <w:rPr>
+          <w:bCs/>
+          <w:color w:val="000000" w:themeColor="text1"/>
+        </w:rPr>
+        <w:t xml:space="preserve"> application.</w:t>
       </w:r>
     </w:p>
     <w:p>
@@ -1283,6 +1453,7 @@
         <w:rPr>
           <w:noProof/>
         </w:rPr>
+        <w:lastRenderedPageBreak/>
         <w:drawing>
           <wp:inline distT="0" distB="0" distL="0" distR="0" wp14:anchorId="79B20439" wp14:editId="3D58F23F">
             <wp:extent cx="4381500" cy="2315735"/>
@@ -1336,7 +1507,6 @@
           <w:color w:val="002060"/>
           <w:sz w:val="32"/>
         </w:rPr>
-        <w:lastRenderedPageBreak/>
         <w:t>HOW SPRING SECURITY AUTHENTICATION WORKS</w:t>
       </w:r>
     </w:p>
@@ -1363,6 +1533,7 @@
         <w:rPr>
           <w:noProof/>
         </w:rPr>
+        <w:lastRenderedPageBreak/>
         <w:drawing>
           <wp:inline distT="0" distB="0" distL="0" distR="0" wp14:anchorId="18523853" wp14:editId="25478F09">
             <wp:extent cx="5438775" cy="3065703"/>
@@ -1442,6 +1613,7 @@
         <w:rPr>
           <w:noProof/>
         </w:rPr>
+        <w:lastRenderedPageBreak/>
         <w:drawing>
           <wp:inline distT="0" distB="0" distL="0" distR="0" wp14:anchorId="45471FAA" wp14:editId="54969CF7">
             <wp:extent cx="5591175" cy="3097845"/>
@@ -1491,7 +1663,23 @@
           <w:bCs/>
           <w:color w:val="000000" w:themeColor="text1"/>
         </w:rPr>
-        <w:t xml:space="preserve">Authentication object have some internal method which are </w:t>
+        <w:t xml:space="preserve">Authentication object </w:t>
+      </w:r>
+      <w:proofErr w:type="gramStart"/>
+      <w:r>
+        <w:rPr>
+          <w:bCs/>
+          <w:color w:val="000000" w:themeColor="text1"/>
+        </w:rPr>
+        <w:t>have</w:t>
+      </w:r>
+      <w:proofErr w:type="gramEnd"/>
+      <w:r>
+        <w:rPr>
+          <w:bCs/>
+          <w:color w:val="000000" w:themeColor="text1"/>
+        </w:rPr>
+        <w:t xml:space="preserve"> some internal method which are </w:t>
       </w:r>
       <w:r>
         <w:rPr>
@@ -1520,80 +1708,146 @@
           <w:bCs/>
           <w:color w:val="000000" w:themeColor="text1"/>
         </w:rPr>
+        <w:t xml:space="preserve">Before authentication of the </w:t>
+      </w:r>
+      <w:r>
+        <w:rPr>
+          <w:bCs/>
+          <w:color w:val="000000" w:themeColor="text1"/>
+        </w:rPr>
+        <w:t>app,</w:t>
+      </w:r>
+      <w:r>
+        <w:rPr>
+          <w:bCs/>
+          <w:color w:val="000000" w:themeColor="text1"/>
+        </w:rPr>
+        <w:t xml:space="preserve"> the Authentication object holds </w:t>
+      </w:r>
+      <w:r>
+        <w:rPr>
+          <w:bCs/>
+          <w:color w:val="000000" w:themeColor="text1"/>
+        </w:rPr>
+        <w:t>the credentials of the user and then after it only holds the principal.</w:t>
+      </w:r>
+    </w:p>
+    <w:p>
+      <w:pPr>
+        <w:rPr>
+          <w:bCs/>
+          <w:color w:val="000000" w:themeColor="text1"/>
+        </w:rPr>
+      </w:pPr>
+    </w:p>
+    <w:p>
+      <w:pPr>
+        <w:rPr>
+          <w:bCs/>
+          <w:color w:val="000000" w:themeColor="text1"/>
+        </w:rPr>
+      </w:pPr>
+      <w:r>
+        <w:rPr>
+          <w:bCs/>
+          <w:color w:val="000000" w:themeColor="text1"/>
+        </w:rPr>
+        <w:t>Whatever the type of authentication (</w:t>
+      </w:r>
+      <w:proofErr w:type="spellStart"/>
+      <w:proofErr w:type="gramStart"/>
+      <w:r>
+        <w:rPr>
+          <w:bCs/>
+          <w:color w:val="000000" w:themeColor="text1"/>
+        </w:rPr>
+        <w:t>db</w:t>
+      </w:r>
+      <w:proofErr w:type="spellEnd"/>
+      <w:r>
+        <w:rPr>
+          <w:bCs/>
+          <w:color w:val="000000" w:themeColor="text1"/>
+        </w:rPr>
+        <w:t xml:space="preserve"> ,</w:t>
+      </w:r>
+      <w:proofErr w:type="gramEnd"/>
+      <w:r>
+        <w:rPr>
+          <w:bCs/>
+          <w:color w:val="000000" w:themeColor="text1"/>
+        </w:rPr>
+        <w:t xml:space="preserve"> </w:t>
+      </w:r>
+      <w:proofErr w:type="spellStart"/>
+      <w:proofErr w:type="gramStart"/>
+      <w:r>
+        <w:rPr>
+          <w:bCs/>
+          <w:color w:val="000000" w:themeColor="text1"/>
+        </w:rPr>
+        <w:t>ldap</w:t>
+      </w:r>
+      <w:proofErr w:type="spellEnd"/>
+      <w:r>
+        <w:rPr>
+          <w:bCs/>
+          <w:color w:val="000000" w:themeColor="text1"/>
+        </w:rPr>
+        <w:t xml:space="preserve"> ,</w:t>
+      </w:r>
+      <w:proofErr w:type="spellStart"/>
+      <w:r>
+        <w:rPr>
+          <w:bCs/>
+          <w:color w:val="000000" w:themeColor="text1"/>
+        </w:rPr>
+        <w:t>oauth</w:t>
+      </w:r>
+      <w:proofErr w:type="spellEnd"/>
+      <w:r>
+        <w:rPr>
+          <w:bCs/>
+          <w:color w:val="000000" w:themeColor="text1"/>
+        </w:rPr>
+        <w:t xml:space="preserve">) </w:t>
+      </w:r>
+      <w:r>
+        <w:rPr>
+          <w:bCs/>
+          <w:color w:val="000000" w:themeColor="text1"/>
+        </w:rPr>
+        <w:t>,</w:t>
+      </w:r>
+      <w:proofErr w:type="gramEnd"/>
+      <w:r>
+        <w:rPr>
+          <w:bCs/>
+          <w:color w:val="000000" w:themeColor="text1"/>
+        </w:rPr>
+        <w:t xml:space="preserve"> the authentication provider has to get details from somewhere to verify.</w:t>
+      </w:r>
+    </w:p>
+    <w:p>
+      <w:pPr>
+        <w:rPr>
+          <w:bCs/>
+          <w:color w:val="000000" w:themeColor="text1"/>
+        </w:rPr>
+      </w:pPr>
+    </w:p>
+    <w:p>
+      <w:pPr>
+        <w:rPr>
+          <w:bCs/>
+          <w:color w:val="000000" w:themeColor="text1"/>
+        </w:rPr>
+      </w:pPr>
+      <w:r>
+        <w:rPr>
+          <w:noProof/>
+        </w:rPr>
         <w:lastRenderedPageBreak/>
-        <w:t xml:space="preserve">Before authentication of the </w:t>
-      </w:r>
-      <w:r>
-        <w:rPr>
-          <w:bCs/>
-          <w:color w:val="000000" w:themeColor="text1"/>
-        </w:rPr>
-        <w:t>app,</w:t>
-      </w:r>
-      <w:r>
-        <w:rPr>
-          <w:bCs/>
-          <w:color w:val="000000" w:themeColor="text1"/>
-        </w:rPr>
-        <w:t xml:space="preserve"> the Authentication object holds </w:t>
-      </w:r>
-      <w:r>
-        <w:rPr>
-          <w:bCs/>
-          <w:color w:val="000000" w:themeColor="text1"/>
-        </w:rPr>
-        <w:t>the credentials of the user and then after it only holds the principal.</w:t>
-      </w:r>
-    </w:p>
-    <w:p>
-      <w:pPr>
-        <w:rPr>
-          <w:bCs/>
-          <w:color w:val="000000" w:themeColor="text1"/>
-        </w:rPr>
-      </w:pPr>
-    </w:p>
-    <w:p>
-      <w:pPr>
-        <w:rPr>
-          <w:bCs/>
-          <w:color w:val="000000" w:themeColor="text1"/>
-        </w:rPr>
-      </w:pPr>
-      <w:r>
-        <w:rPr>
-          <w:bCs/>
-          <w:color w:val="000000" w:themeColor="text1"/>
-        </w:rPr>
-        <w:t xml:space="preserve">Whatever the type of authentication (db , ldap ,oauth) </w:t>
-      </w:r>
-      <w:r>
-        <w:rPr>
-          <w:bCs/>
-          <w:color w:val="000000" w:themeColor="text1"/>
-        </w:rPr>
-        <w:t>, the authentication provider has to get details from somewhere to verify.</w:t>
-      </w:r>
-    </w:p>
-    <w:p>
-      <w:pPr>
-        <w:rPr>
-          <w:bCs/>
-          <w:color w:val="000000" w:themeColor="text1"/>
-        </w:rPr>
-      </w:pPr>
-    </w:p>
-    <w:p>
-      <w:pPr>
-        <w:rPr>
-          <w:bCs/>
-          <w:color w:val="000000" w:themeColor="text1"/>
-        </w:rPr>
-      </w:pPr>
-      <w:r>
-        <w:rPr>
-          <w:noProof/>
-        </w:rPr>
         <w:drawing>
           <wp:inline distT="0" distB="0" distL="0" distR="0" wp14:anchorId="31109243" wp14:editId="63C7E8B5">
             <wp:extent cx="5753100" cy="2752725"/>
@@ -1650,8 +1904,17 @@
           <w:bCs/>
           <w:color w:val="000000" w:themeColor="text1"/>
         </w:rPr>
-        <w:t>’s Authentication provider achieves it by using UserDetailsService</w:t>
-      </w:r>
+        <w:t xml:space="preserve">’s Authentication provider achieves it by using </w:t>
+      </w:r>
+      <w:proofErr w:type="spellStart"/>
+      <w:r>
+        <w:rPr>
+          <w:bCs/>
+          <w:color w:val="000000" w:themeColor="text1"/>
+        </w:rPr>
+        <w:t>UserDetailsService</w:t>
+      </w:r>
+      <w:proofErr w:type="spellEnd"/>
       <w:r>
         <w:rPr>
           <w:bCs/>
@@ -1664,21 +1927,87 @@
           <w:bCs/>
           <w:color w:val="000000" w:themeColor="text1"/>
         </w:rPr>
-        <w:t xml:space="preserve"> UserDetailsService gets the auth details and stores in it. It just takes a user name and loads the </w:t>
-      </w:r>
-      <w:r>
-        <w:rPr>
-          <w:bCs/>
-          <w:color w:val="000000" w:themeColor="text1"/>
-        </w:rPr>
-        <w:t xml:space="preserve">UserDetails object which we will have all details of user. Instead of directly connecting to DB , the AuthenticationPorvider connects to </w:t>
-      </w:r>
-      <w:r>
-        <w:rPr>
-          <w:bCs/>
-          <w:color w:val="000000" w:themeColor="text1"/>
-        </w:rPr>
-        <w:t>UserDetailsService.</w:t>
+        <w:t xml:space="preserve"> </w:t>
+      </w:r>
+      <w:proofErr w:type="spellStart"/>
+      <w:r>
+        <w:rPr>
+          <w:bCs/>
+          <w:color w:val="000000" w:themeColor="text1"/>
+        </w:rPr>
+        <w:t>UserDetailsService</w:t>
+      </w:r>
+      <w:proofErr w:type="spellEnd"/>
+      <w:r>
+        <w:rPr>
+          <w:bCs/>
+          <w:color w:val="000000" w:themeColor="text1"/>
+        </w:rPr>
+        <w:t xml:space="preserve"> gets the auth details and stores in it. It just takes a user name and loads the </w:t>
+      </w:r>
+      <w:proofErr w:type="spellStart"/>
+      <w:r>
+        <w:rPr>
+          <w:bCs/>
+          <w:color w:val="000000" w:themeColor="text1"/>
+        </w:rPr>
+        <w:t>UserDetails</w:t>
+      </w:r>
+      <w:proofErr w:type="spellEnd"/>
+      <w:r>
+        <w:rPr>
+          <w:bCs/>
+          <w:color w:val="000000" w:themeColor="text1"/>
+        </w:rPr>
+        <w:t xml:space="preserve"> object which we will have all details of user. Instead of directly connecting to </w:t>
+      </w:r>
+      <w:proofErr w:type="gramStart"/>
+      <w:r>
+        <w:rPr>
+          <w:bCs/>
+          <w:color w:val="000000" w:themeColor="text1"/>
+        </w:rPr>
+        <w:t>DB ,</w:t>
+      </w:r>
+      <w:proofErr w:type="gramEnd"/>
+      <w:r>
+        <w:rPr>
+          <w:bCs/>
+          <w:color w:val="000000" w:themeColor="text1"/>
+        </w:rPr>
+        <w:t xml:space="preserve"> the </w:t>
+      </w:r>
+      <w:proofErr w:type="spellStart"/>
+      <w:r>
+        <w:rPr>
+          <w:bCs/>
+          <w:color w:val="000000" w:themeColor="text1"/>
+        </w:rPr>
+        <w:t>AuthenticationPorvider</w:t>
+      </w:r>
+      <w:proofErr w:type="spellEnd"/>
+      <w:r>
+        <w:rPr>
+          <w:bCs/>
+          <w:color w:val="000000" w:themeColor="text1"/>
+        </w:rPr>
+        <w:t xml:space="preserve"> connects to </w:t>
+      </w:r>
+      <w:proofErr w:type="spellStart"/>
+      <w:r>
+        <w:rPr>
+          <w:bCs/>
+          <w:color w:val="000000" w:themeColor="text1"/>
+        </w:rPr>
+        <w:t>UserDetailsService</w:t>
+      </w:r>
+      <w:proofErr w:type="spellEnd"/>
+      <w:r>
+        <w:rPr>
+          <w:bCs/>
+          <w:color w:val="000000" w:themeColor="text1"/>
+        </w:rPr>
+        <w:t>.</w:t>
       </w:r>
     </w:p>
     <w:p>
@@ -1692,6 +2021,7 @@
         <w:rPr>
           <w:noProof/>
         </w:rPr>
+        <w:lastRenderedPageBreak/>
         <w:drawing>
           <wp:inline distT="0" distB="0" distL="0" distR="0" wp14:anchorId="073755D4" wp14:editId="70E452F8">
             <wp:extent cx="5210175" cy="2784326"/>
@@ -1739,27 +2069,27 @@
         <w:rPr>
           <w:noProof/>
         </w:rPr>
+        <w:t xml:space="preserve">The application may have different type of athentications to it. i.e DB , OAuth , LDAP etc.. We need different types of </w:t>
+      </w:r>
+      <w:r>
+        <w:rPr>
+          <w:noProof/>
+        </w:rPr>
+        <w:t xml:space="preserve">AuthenticationProviders to manage them. Each manages single type only. </w:t>
+      </w:r>
+    </w:p>
+    <w:p>
+      <w:pPr>
+        <w:rPr>
+          <w:bCs/>
+          <w:color w:val="000000" w:themeColor="text1"/>
+        </w:rPr>
+      </w:pPr>
+      <w:r>
+        <w:rPr>
+          <w:noProof/>
+        </w:rPr>
         <w:lastRenderedPageBreak/>
-        <w:t xml:space="preserve">The application may have different type of athentications to it. i.e DB , OAuth , LDAP etc.. We need different types of </w:t>
-      </w:r>
-      <w:r>
-        <w:rPr>
-          <w:noProof/>
-        </w:rPr>
-        <w:t xml:space="preserve">AuthenticationProviders to manage them. Each manages single type only. </w:t>
-      </w:r>
-    </w:p>
-    <w:p>
-      <w:pPr>
-        <w:rPr>
-          <w:bCs/>
-          <w:color w:val="000000" w:themeColor="text1"/>
-        </w:rPr>
-      </w:pPr>
-      <w:r>
-        <w:rPr>
-          <w:noProof/>
-        </w:rPr>
         <w:drawing>
           <wp:inline distT="0" distB="0" distL="0" distR="0" wp14:anchorId="024FF3B3" wp14:editId="5044DA64">
             <wp:extent cx="5943600" cy="3328035"/>
@@ -1817,14 +2147,46 @@
           <w:bCs/>
           <w:color w:val="000000" w:themeColor="text1"/>
         </w:rPr>
-        <w:t xml:space="preserve">These different types of AuthenticationProviders are managed by other </w:t>
-      </w:r>
-      <w:r>
-        <w:rPr>
-          <w:bCs/>
-          <w:color w:val="000000" w:themeColor="text1"/>
-        </w:rPr>
-        <w:t xml:space="preserve">Object and it redirects request to different AuthenticationProviders </w:t>
+        <w:t xml:space="preserve">These different types of </w:t>
+      </w:r>
+      <w:proofErr w:type="spellStart"/>
+      <w:r>
+        <w:rPr>
+          <w:bCs/>
+          <w:color w:val="000000" w:themeColor="text1"/>
+        </w:rPr>
+        <w:t>AuthenticationProviders</w:t>
+      </w:r>
+      <w:proofErr w:type="spellEnd"/>
+      <w:r>
+        <w:rPr>
+          <w:bCs/>
+          <w:color w:val="000000" w:themeColor="text1"/>
+        </w:rPr>
+        <w:t xml:space="preserve"> are managed by other </w:t>
+      </w:r>
+      <w:r>
+        <w:rPr>
+          <w:bCs/>
+          <w:color w:val="000000" w:themeColor="text1"/>
+        </w:rPr>
+        <w:t xml:space="preserve">Object and it redirects request to different </w:t>
+      </w:r>
+      <w:proofErr w:type="spellStart"/>
+      <w:r>
+        <w:rPr>
+          <w:bCs/>
+          <w:color w:val="000000" w:themeColor="text1"/>
+        </w:rPr>
+        <w:t>AuthenticationProviders</w:t>
+      </w:r>
+      <w:proofErr w:type="spellEnd"/>
+      <w:r>
+        <w:rPr>
+          <w:bCs/>
+          <w:color w:val="000000" w:themeColor="text1"/>
+        </w:rPr>
+        <w:t xml:space="preserve"> </w:t>
       </w:r>
       <w:r>
         <w:rPr>
@@ -1853,6 +2215,7 @@
         <w:rPr>
           <w:noProof/>
         </w:rPr>
+        <w:lastRenderedPageBreak/>
         <w:drawing>
           <wp:inline distT="0" distB="0" distL="0" distR="0" wp14:anchorId="7C7B094A" wp14:editId="1720605C">
             <wp:extent cx="4803760" cy="2970530"/>
@@ -1902,64 +2265,185 @@
           <w:bCs/>
           <w:color w:val="000000" w:themeColor="text1"/>
         </w:rPr>
+        <w:t xml:space="preserve">Every </w:t>
+      </w:r>
+      <w:proofErr w:type="spellStart"/>
+      <w:r>
+        <w:rPr>
+          <w:bCs/>
+          <w:color w:val="000000" w:themeColor="text1"/>
+        </w:rPr>
+        <w:t>AuthenticationProvider</w:t>
+      </w:r>
+      <w:proofErr w:type="spellEnd"/>
+      <w:r>
+        <w:rPr>
+          <w:bCs/>
+          <w:color w:val="000000" w:themeColor="text1"/>
+        </w:rPr>
+        <w:t xml:space="preserve"> has method </w:t>
+      </w:r>
+      <w:proofErr w:type="spellStart"/>
+      <w:proofErr w:type="gramStart"/>
+      <w:r>
+        <w:rPr>
+          <w:bCs/>
+          <w:color w:val="000000" w:themeColor="text1"/>
+        </w:rPr>
+        <w:t>suppots</w:t>
+      </w:r>
+      <w:proofErr w:type="spellEnd"/>
+      <w:r>
+        <w:rPr>
+          <w:bCs/>
+          <w:color w:val="000000" w:themeColor="text1"/>
+        </w:rPr>
+        <w:t>(</w:t>
+      </w:r>
+      <w:proofErr w:type="gramEnd"/>
+      <w:r>
+        <w:rPr>
+          <w:bCs/>
+          <w:color w:val="000000" w:themeColor="text1"/>
+        </w:rPr>
+        <w:t xml:space="preserve">) which tells whether that object supports a particular type of Authentication </w:t>
+      </w:r>
+      <w:r>
+        <w:rPr>
+          <w:bCs/>
+          <w:color w:val="000000" w:themeColor="text1"/>
+        </w:rPr>
+        <w:t xml:space="preserve">and </w:t>
+      </w:r>
+      <w:proofErr w:type="spellStart"/>
+      <w:r>
+        <w:rPr>
+          <w:bCs/>
+          <w:color w:val="000000" w:themeColor="text1"/>
+        </w:rPr>
+        <w:t>AuthenficationManager</w:t>
+      </w:r>
+      <w:proofErr w:type="spellEnd"/>
+      <w:r>
+        <w:rPr>
+          <w:bCs/>
+          <w:color w:val="000000" w:themeColor="text1"/>
+        </w:rPr>
+        <w:t xml:space="preserve"> utilizes this methos and checks all the </w:t>
+      </w:r>
+      <w:proofErr w:type="spellStart"/>
+      <w:r>
+        <w:rPr>
+          <w:bCs/>
+          <w:color w:val="000000" w:themeColor="text1"/>
+        </w:rPr>
+        <w:t>AuthenticationProviders</w:t>
+      </w:r>
+      <w:proofErr w:type="spellEnd"/>
+      <w:r>
+        <w:rPr>
+          <w:bCs/>
+          <w:color w:val="000000" w:themeColor="text1"/>
+        </w:rPr>
+        <w:t xml:space="preserve"> to check whether the particular type of authentication is supported by that </w:t>
+      </w:r>
+      <w:proofErr w:type="spellStart"/>
+      <w:r>
+        <w:rPr>
+          <w:bCs/>
+          <w:color w:val="000000" w:themeColor="text1"/>
+        </w:rPr>
+        <w:t>Authentication</w:t>
+      </w:r>
+      <w:r>
+        <w:rPr>
+          <w:bCs/>
+          <w:color w:val="000000" w:themeColor="text1"/>
+        </w:rPr>
+        <w:t>Provider</w:t>
+      </w:r>
+      <w:proofErr w:type="spellEnd"/>
+      <w:r>
+        <w:rPr>
+          <w:bCs/>
+          <w:color w:val="000000" w:themeColor="text1"/>
+        </w:rPr>
+        <w:t xml:space="preserve">. If it matches then the request is forwarded to that </w:t>
+      </w:r>
+      <w:proofErr w:type="spellStart"/>
+      <w:r>
+        <w:rPr>
+          <w:bCs/>
+          <w:color w:val="000000" w:themeColor="text1"/>
+        </w:rPr>
+        <w:t>AuthenticationProvider</w:t>
+      </w:r>
+      <w:proofErr w:type="spellEnd"/>
+      <w:r>
+        <w:rPr>
+          <w:bCs/>
+          <w:color w:val="000000" w:themeColor="text1"/>
+        </w:rPr>
+        <w:t xml:space="preserve"> and auth happens the same way as we did </w:t>
+      </w:r>
+      <w:proofErr w:type="spellStart"/>
+      <w:r>
+        <w:rPr>
+          <w:bCs/>
+          <w:color w:val="000000" w:themeColor="text1"/>
+        </w:rPr>
+        <w:t>preivioulsy</w:t>
+      </w:r>
+      <w:proofErr w:type="spellEnd"/>
+      <w:r>
+        <w:rPr>
+          <w:bCs/>
+          <w:color w:val="000000" w:themeColor="text1"/>
+        </w:rPr>
+        <w:t>.</w:t>
+      </w:r>
+    </w:p>
+    <w:p>
+      <w:pPr>
+        <w:rPr>
+          <w:bCs/>
+          <w:color w:val="000000" w:themeColor="text1"/>
+        </w:rPr>
+      </w:pPr>
+    </w:p>
+    <w:p>
+      <w:pPr>
+        <w:rPr>
+          <w:b/>
+          <w:bCs/>
+          <w:color w:val="000000" w:themeColor="text1"/>
+          <w:sz w:val="28"/>
+        </w:rPr>
+      </w:pPr>
+      <w:r>
+        <w:rPr>
+          <w:b/>
+          <w:bCs/>
+          <w:color w:val="000000" w:themeColor="text1"/>
+          <w:sz w:val="28"/>
+        </w:rPr>
+        <w:t>OVERALL WORKILNG OF SPRING SECURITY</w:t>
+      </w:r>
+    </w:p>
+    <w:p>
+      <w:pPr>
+        <w:rPr>
+          <w:b/>
+          <w:bCs/>
+          <w:color w:val="000000" w:themeColor="text1"/>
+          <w:sz w:val="28"/>
+        </w:rPr>
+      </w:pPr>
+      <w:r>
+        <w:rPr>
+          <w:noProof/>
+        </w:rPr>
         <w:lastRenderedPageBreak/>
-        <w:t xml:space="preserve">Every AuthenticationProvider has method suppots() which tells whether that object supports a particular type of Authentication </w:t>
-      </w:r>
-      <w:r>
-        <w:rPr>
-          <w:bCs/>
-          <w:color w:val="000000" w:themeColor="text1"/>
-        </w:rPr>
-        <w:t>and AuthenficationManager utilizes this methos and checks all the AuthenticationProviders to check whether the particular type of authentication is supported by that Authentication</w:t>
-      </w:r>
-      <w:r>
-        <w:rPr>
-          <w:bCs/>
-          <w:color w:val="000000" w:themeColor="text1"/>
-        </w:rPr>
-        <w:t>Provider. If it matches then the request is forwarded to that AuthenticationProvider and auth happens the same way as we did preivioulsy.</w:t>
-      </w:r>
-    </w:p>
-    <w:p>
-      <w:pPr>
-        <w:rPr>
-          <w:bCs/>
-          <w:color w:val="000000" w:themeColor="text1"/>
-        </w:rPr>
-      </w:pPr>
-    </w:p>
-    <w:p>
-      <w:pPr>
-        <w:rPr>
-          <w:b/>
-          <w:bCs/>
-          <w:color w:val="000000" w:themeColor="text1"/>
-          <w:sz w:val="28"/>
-        </w:rPr>
-      </w:pPr>
-      <w:r>
-        <w:rPr>
-          <w:b/>
-          <w:bCs/>
-          <w:color w:val="000000" w:themeColor="text1"/>
-          <w:sz w:val="28"/>
-        </w:rPr>
-        <w:t>OVERALL WORKILNG OF SPRING SECURITY</w:t>
-      </w:r>
-    </w:p>
-    <w:p>
-      <w:pPr>
-        <w:rPr>
-          <w:b/>
-          <w:bCs/>
-          <w:color w:val="000000" w:themeColor="text1"/>
-          <w:sz w:val="28"/>
-        </w:rPr>
-      </w:pPr>
-      <w:r>
-        <w:rPr>
-          <w:noProof/>
-        </w:rPr>
         <w:drawing>
           <wp:inline distT="0" distB="0" distL="0" distR="0" wp14:anchorId="501D624B" wp14:editId="1250ABEB">
             <wp:extent cx="5943600" cy="3366770"/>
@@ -2010,6 +2494,7 @@
         <w:rPr>
           <w:noProof/>
         </w:rPr>
+        <w:lastRenderedPageBreak/>
         <w:drawing>
           <wp:inline distT="0" distB="0" distL="0" distR="0" wp14:anchorId="3899C138" wp14:editId="3F8A23B7">
             <wp:extent cx="5943600" cy="2895600"/>
@@ -2145,8 +2630,20 @@
           <w:color w:val="002060"/>
           <w:sz w:val="32"/>
         </w:rPr>
-        <w:t>WHY DO WE NEED JWT ?</w:t>
-      </w:r>
+        <w:lastRenderedPageBreak/>
+        <w:t xml:space="preserve">WHY DO WE NEED </w:t>
+      </w:r>
+      <w:proofErr w:type="gramStart"/>
+      <w:r>
+        <w:rPr>
+          <w:b/>
+          <w:bCs/>
+          <w:color w:val="002060"/>
+          <w:sz w:val="32"/>
+        </w:rPr>
+        <w:t>JWT ?</w:t>
+      </w:r>
+      <w:proofErr w:type="gramEnd"/>
     </w:p>
     <w:p>
       <w:pPr>
@@ -2439,6 +2936,7 @@
         <w:rPr>
           <w:noProof/>
         </w:rPr>
+        <w:lastRenderedPageBreak/>
         <w:drawing>
           <wp:inline distT="0" distB="0" distL="0" distR="0" wp14:anchorId="4B43BED0" wp14:editId="0F2FF9AA">
             <wp:extent cx="5943600" cy="3166110"/>
@@ -2488,6 +2986,7 @@
           <w:szCs w:val="30"/>
         </w:rPr>
       </w:pPr>
+      <w:proofErr w:type="gramStart"/>
       <w:r>
         <w:rPr>
           <w:rFonts w:ascii="Georgia" w:eastAsia="Times New Roman" w:hAnsi="Georgia" w:cs="Times New Roman"/>
@@ -2496,39 +2995,10 @@
           <w:sz w:val="30"/>
           <w:szCs w:val="30"/>
         </w:rPr>
-        <w:t>So in this way session id is stored and we don’t need to give auth details everytime we hit the request.</w:t>
-      </w:r>
-    </w:p>
-    <w:p>
-      <w:pPr>
-        <w:shd w:val="clear" w:color="auto" w:fill="FFFFFF"/>
-        <w:spacing w:before="413" w:after="0" w:line="360" w:lineRule="atLeast"/>
-        <w:outlineLvl w:val="1"/>
-        <w:rPr>
-          <w:rFonts w:ascii="Helvetica" w:eastAsia="Times New Roman" w:hAnsi="Helvetica" w:cs="Times New Roman"/>
-          <w:b/>
-          <w:bCs/>
-          <w:color w:val="292929"/>
-          <w:sz w:val="30"/>
-          <w:szCs w:val="30"/>
-        </w:rPr>
-      </w:pPr>
-      <w:r>
-        <w:rPr>
-          <w:rFonts w:ascii="Helvetica" w:eastAsia="Times New Roman" w:hAnsi="Helvetica" w:cs="Times New Roman"/>
-          <w:b/>
-          <w:bCs/>
-          <w:color w:val="292929"/>
-          <w:sz w:val="30"/>
-          <w:szCs w:val="30"/>
-        </w:rPr>
-        <w:t>A problem of state</w:t>
-      </w:r>
-    </w:p>
-    <w:p>
-      <w:pPr>
-        <w:shd w:val="clear" w:color="auto" w:fill="FFFFFF"/>
-        <w:spacing w:before="206" w:after="0" w:line="480" w:lineRule="atLeast"/>
+        <w:t>So</w:t>
+      </w:r>
+      <w:proofErr w:type="gramEnd"/>
+      <w:r>
         <w:rPr>
           <w:rFonts w:ascii="Georgia" w:eastAsia="Times New Roman" w:hAnsi="Georgia" w:cs="Times New Roman"/>
           <w:color w:val="292929"/>
@@ -2536,18 +3006,79 @@
           <w:sz w:val="30"/>
           <w:szCs w:val="30"/>
         </w:rPr>
-      </w:pPr>
+        <w:t xml:space="preserve"> in this way session id is stored and we don’t need to give auth details </w:t>
+      </w:r>
+      <w:proofErr w:type="spellStart"/>
       <w:r>
         <w:rPr>
           <w:rFonts w:ascii="Georgia" w:eastAsia="Times New Roman" w:hAnsi="Georgia" w:cs="Times New Roman"/>
-          <w:b/>
-          <w:bCs/>
           <w:color w:val="292929"/>
           <w:spacing w:val="-1"/>
           <w:sz w:val="30"/>
           <w:szCs w:val="30"/>
         </w:rPr>
-        <w:lastRenderedPageBreak/>
+        <w:t>everytime</w:t>
+      </w:r>
+      <w:proofErr w:type="spellEnd"/>
+      <w:r>
+        <w:rPr>
+          <w:rFonts w:ascii="Georgia" w:eastAsia="Times New Roman" w:hAnsi="Georgia" w:cs="Times New Roman"/>
+          <w:color w:val="292929"/>
+          <w:spacing w:val="-1"/>
+          <w:sz w:val="30"/>
+          <w:szCs w:val="30"/>
+        </w:rPr>
+        <w:t xml:space="preserve"> we hit the request.</w:t>
+      </w:r>
+    </w:p>
+    <w:p>
+      <w:pPr>
+        <w:shd w:val="clear" w:color="auto" w:fill="FFFFFF"/>
+        <w:spacing w:before="413" w:after="0" w:line="360" w:lineRule="atLeast"/>
+        <w:outlineLvl w:val="1"/>
+        <w:rPr>
+          <w:rFonts w:ascii="Helvetica" w:eastAsia="Times New Roman" w:hAnsi="Helvetica" w:cs="Times New Roman"/>
+          <w:b/>
+          <w:bCs/>
+          <w:color w:val="292929"/>
+          <w:sz w:val="30"/>
+          <w:szCs w:val="30"/>
+        </w:rPr>
+      </w:pPr>
+      <w:r>
+        <w:rPr>
+          <w:rFonts w:ascii="Helvetica" w:eastAsia="Times New Roman" w:hAnsi="Helvetica" w:cs="Times New Roman"/>
+          <w:b/>
+          <w:bCs/>
+          <w:color w:val="292929"/>
+          <w:sz w:val="30"/>
+          <w:szCs w:val="30"/>
+        </w:rPr>
+        <w:t>A problem of state</w:t>
+      </w:r>
+    </w:p>
+    <w:p>
+      <w:pPr>
+        <w:shd w:val="clear" w:color="auto" w:fill="FFFFFF"/>
+        <w:spacing w:before="206" w:after="0" w:line="480" w:lineRule="atLeast"/>
+        <w:rPr>
+          <w:rFonts w:ascii="Georgia" w:eastAsia="Times New Roman" w:hAnsi="Georgia" w:cs="Times New Roman"/>
+          <w:color w:val="292929"/>
+          <w:spacing w:val="-1"/>
+          <w:sz w:val="30"/>
+          <w:szCs w:val="30"/>
+        </w:rPr>
+      </w:pPr>
+      <w:r>
+        <w:rPr>
+          <w:rFonts w:ascii="Georgia" w:eastAsia="Times New Roman" w:hAnsi="Georgia" w:cs="Times New Roman"/>
+          <w:b/>
+          <w:bCs/>
+          <w:color w:val="292929"/>
+          <w:spacing w:val="-1"/>
+          <w:sz w:val="30"/>
+          <w:szCs w:val="30"/>
+        </w:rPr>
         <w:t>The HTTP protocol is </w:t>
       </w:r>
       <w:r>
@@ -2697,6 +3228,7 @@
         <w:rPr>
           <w:noProof/>
         </w:rPr>
+        <w:lastRenderedPageBreak/>
         <w:drawing>
           <wp:inline distT="0" distB="0" distL="0" distR="0" wp14:anchorId="42D6CFA2" wp14:editId="4D92E49F">
             <wp:extent cx="5943600" cy="3048000"/>
@@ -2899,6 +3431,7 @@
         <w:rPr>
           <w:noProof/>
         </w:rPr>
+        <w:lastRenderedPageBreak/>
         <w:drawing>
           <wp:inline distT="0" distB="0" distL="0" distR="0" wp14:anchorId="6225C46E" wp14:editId="5301B2BE">
             <wp:extent cx="5943600" cy="3103245"/>
@@ -2948,51 +3481,99 @@
           <w:bCs/>
           <w:color w:val="002060"/>
         </w:rPr>
-        <w:t xml:space="preserve">In the above picture it explains how the token is  </w:t>
-      </w:r>
+        <w:t xml:space="preserve">In the above picture it explains how the token </w:t>
+      </w:r>
+      <w:proofErr w:type="gramStart"/>
       <w:r>
         <w:rPr>
           <w:bCs/>
           <w:color w:val="002060"/>
         </w:rPr>
-        <w:t>retrieved form the application. First the user has to send the request using his credentials and then the application returns the jwt.</w:t>
-      </w:r>
-    </w:p>
-    <w:p>
-      <w:pPr>
+        <w:t xml:space="preserve">is  </w:t>
+      </w:r>
+      <w:r>
         <w:rPr>
           <w:bCs/>
           <w:color w:val="002060"/>
         </w:rPr>
-      </w:pPr>
-    </w:p>
-    <w:p>
-      <w:pPr>
+        <w:t>retrieved</w:t>
+      </w:r>
+      <w:proofErr w:type="gramEnd"/>
+      <w:r>
         <w:rPr>
           <w:bCs/>
           <w:color w:val="002060"/>
         </w:rPr>
-      </w:pPr>
+        <w:t xml:space="preserve"> form the application. First the user has to send the request using his credentials and then the application returns the </w:t>
+      </w:r>
+      <w:proofErr w:type="spellStart"/>
       <w:r>
         <w:rPr>
           <w:bCs/>
           <w:color w:val="002060"/>
         </w:rPr>
+        <w:t>jwt</w:t>
+      </w:r>
+      <w:proofErr w:type="spellEnd"/>
+      <w:r>
+        <w:rPr>
+          <w:bCs/>
+          <w:color w:val="002060"/>
+        </w:rPr>
+        <w:t>.</w:t>
+      </w:r>
+    </w:p>
+    <w:p>
+      <w:pPr>
+        <w:rPr>
+          <w:bCs/>
+          <w:color w:val="002060"/>
+        </w:rPr>
+      </w:pPr>
+    </w:p>
+    <w:p>
+      <w:pPr>
+        <w:rPr>
+          <w:bCs/>
+          <w:color w:val="002060"/>
+        </w:rPr>
+      </w:pPr>
+      <w:r>
+        <w:rPr>
+          <w:bCs/>
+          <w:color w:val="002060"/>
+        </w:rPr>
+        <w:t xml:space="preserve">And then using that JWT user can access the applications </w:t>
+      </w:r>
+      <w:proofErr w:type="spellStart"/>
+      <w:r>
+        <w:rPr>
+          <w:bCs/>
+          <w:color w:val="002060"/>
+        </w:rPr>
+        <w:t>api</w:t>
+      </w:r>
+      <w:proofErr w:type="spellEnd"/>
+      <w:r>
+        <w:rPr>
+          <w:bCs/>
+          <w:color w:val="002060"/>
+        </w:rPr>
+        <w:t>.</w:t>
+      </w:r>
+    </w:p>
+    <w:p>
+      <w:pPr>
+        <w:rPr>
+          <w:bCs/>
+          <w:color w:val="002060"/>
+        </w:rPr>
+      </w:pPr>
+      <w:r>
+        <w:rPr>
+          <w:noProof/>
+        </w:rPr>
         <w:lastRenderedPageBreak/>
-        <w:t>And then using that JWT user can access the applications api.</w:t>
-      </w:r>
-    </w:p>
-    <w:p>
-      <w:pPr>
-        <w:rPr>
-          <w:bCs/>
-          <w:color w:val="002060"/>
-        </w:rPr>
-      </w:pPr>
-      <w:r>
-        <w:rPr>
-          <w:noProof/>
-        </w:rPr>
         <w:drawing>
           <wp:inline distT="0" distB="0" distL="0" distR="0" wp14:anchorId="43B6604E" wp14:editId="3276E64C">
             <wp:extent cx="5943600" cy="3061335"/>
@@ -3049,6 +3630,7 @@
         <w:rPr>
           <w:noProof/>
         </w:rPr>
+        <w:lastRenderedPageBreak/>
         <w:drawing>
           <wp:inline distT="0" distB="0" distL="0" distR="0" wp14:anchorId="53C55293" wp14:editId="7E738FFE">
             <wp:extent cx="5943600" cy="3334385"/>
@@ -3197,6 +3779,7 @@
         <w:rPr>
           <w:noProof/>
         </w:rPr>
+        <w:lastRenderedPageBreak/>
         <w:drawing>
           <wp:inline distT="0" distB="0" distL="0" distR="0" wp14:anchorId="5C949924" wp14:editId="637EAD79">
             <wp:extent cx="5943600" cy="3747135"/>
@@ -3318,6 +3901,7 @@
         <w:rPr>
           <w:noProof/>
         </w:rPr>
+        <w:lastRenderedPageBreak/>
         <w:drawing>
           <wp:inline distT="0" distB="0" distL="0" distR="0" wp14:anchorId="7A236948" wp14:editId="14D58340">
             <wp:extent cx="5943600" cy="3199130"/>
@@ -3379,7 +3963,25 @@
           <w:bCs/>
           <w:color w:val="000000" w:themeColor="text1"/>
         </w:rPr>
-        <w:t>This Article has good info about vulnerablilities of JWT</w:t>
+        <w:t xml:space="preserve">This Article has good info about </w:t>
+      </w:r>
+      <w:proofErr w:type="spellStart"/>
+      <w:r>
+        <w:rPr>
+          <w:b/>
+          <w:bCs/>
+          <w:color w:val="000000" w:themeColor="text1"/>
+        </w:rPr>
+        <w:t>vulnerablilities</w:t>
+      </w:r>
+      <w:proofErr w:type="spellEnd"/>
+      <w:r>
+        <w:rPr>
+          <w:b/>
+          <w:bCs/>
+          <w:color w:val="000000" w:themeColor="text1"/>
+        </w:rPr>
+        <w:t xml:space="preserve"> of JWT</w:t>
       </w:r>
     </w:p>
     <w:p>
@@ -3430,7 +4032,6 @@
           <w:color w:val="002060"/>
           <w:sz w:val="32"/>
         </w:rPr>
-        <w:lastRenderedPageBreak/>
         <w:t xml:space="preserve">                                            </w:t>
       </w:r>
       <w:r>
@@ -3472,6 +4073,7 @@
           <w:color w:val="5D5D5D"/>
           <w:shd w:val="clear" w:color="auto" w:fill="FFFFFF"/>
         </w:rPr>
+        <w:lastRenderedPageBreak/>
         <w:t>To begin at a high level, OAuth is </w:t>
       </w:r>
       <w:r>
@@ -3802,30 +4404,161 @@
     </w:p>
     <w:p>
       <w:pPr>
+        <w:tabs>
+          <w:tab w:val="left" w:pos="1215"/>
+        </w:tabs>
+        <w:rPr>
+          <w:rFonts w:ascii="Helvetica" w:eastAsia="Times New Roman" w:hAnsi="Helvetica" w:cs="Helvetica"/>
+          <w:color w:val="5D5D5D"/>
+          <w:sz w:val="24"/>
+          <w:szCs w:val="24"/>
+        </w:rPr>
+      </w:pPr>
+      <w:r>
+        <w:rPr>
+          <w:rFonts w:ascii="Helvetica" w:eastAsia="Times New Roman" w:hAnsi="Helvetica" w:cs="Helvetica"/>
+          <w:color w:val="5D5D5D"/>
+          <w:sz w:val="24"/>
+          <w:szCs w:val="24"/>
+        </w:rPr>
+        <w:t>Video Contents</w:t>
+      </w:r>
+    </w:p>
+    <w:p>
+      <w:pPr>
+        <w:tabs>
+          <w:tab w:val="left" w:pos="1215"/>
+        </w:tabs>
+        <w:rPr>
+          <w:rFonts w:ascii="Helvetica" w:eastAsia="Times New Roman" w:hAnsi="Helvetica" w:cs="Helvetica"/>
+          <w:color w:val="5D5D5D"/>
+          <w:sz w:val="24"/>
+          <w:szCs w:val="24"/>
+        </w:rPr>
+      </w:pPr>
+    </w:p>
+    <w:p>
+      <w:pPr>
+        <w:tabs>
+          <w:tab w:val="left" w:pos="1215"/>
+        </w:tabs>
+        <w:rPr>
+          <w:rFonts w:ascii="Helvetica" w:eastAsia="Times New Roman" w:hAnsi="Helvetica" w:cs="Helvetica"/>
+          <w:color w:val="5D5D5D"/>
+          <w:sz w:val="24"/>
+          <w:szCs w:val="24"/>
+        </w:rPr>
+      </w:pPr>
+    </w:p>
+    <w:p>
+      <w:pPr>
+        <w:tabs>
+          <w:tab w:val="left" w:pos="1215"/>
+        </w:tabs>
+        <w:rPr>
+          <w:rFonts w:ascii="Helvetica" w:eastAsia="Times New Roman" w:hAnsi="Helvetica" w:cs="Helvetica"/>
+          <w:color w:val="5D5D5D"/>
+          <w:sz w:val="24"/>
+          <w:szCs w:val="24"/>
+        </w:rPr>
+      </w:pPr>
+      <w:r>
+        <w:rPr>
+          <w:rFonts w:ascii="Helvetica" w:eastAsia="Times New Roman" w:hAnsi="Helvetica" w:cs="Helvetica"/>
+          <w:color w:val="5D5D5D"/>
+          <w:sz w:val="24"/>
+          <w:szCs w:val="24"/>
+        </w:rPr>
+        <w:lastRenderedPageBreak/>
+        <w:drawing>
+          <wp:inline distT="0" distB="0" distL="0" distR="0" wp14:anchorId="2838C0A0" wp14:editId="2442868E">
+            <wp:extent cx="7978831" cy="5281118"/>
+            <wp:effectExtent l="0" t="0" r="3175" b="0"/>
+            <wp:docPr id="464611166" name="Picture 1"/>
+            <wp:cNvGraphicFramePr>
+              <a:graphicFrameLocks xmlns:a="http://schemas.openxmlformats.org/drawingml/2006/main" noChangeAspect="1"/>
+            </wp:cNvGraphicFramePr>
+            <a:graphic xmlns:a="http://schemas.openxmlformats.org/drawingml/2006/main">
+              <a:graphicData uri="http://schemas.openxmlformats.org/drawingml/2006/picture">
+                <pic:pic xmlns:pic="http://schemas.openxmlformats.org/drawingml/2006/picture">
+                  <pic:nvPicPr>
+                    <pic:cNvPr id="464611166" name=""/>
+                    <pic:cNvPicPr/>
+                  </pic:nvPicPr>
+                  <pic:blipFill>
+                    <a:blip r:embed="rId42"/>
+                    <a:stretch>
+                      <a:fillRect/>
+                    </a:stretch>
+                  </pic:blipFill>
+                  <pic:spPr>
+                    <a:xfrm>
+                      <a:off x="0" y="0"/>
+                      <a:ext cx="7978831" cy="5281118"/>
+                    </a:xfrm>
+                    <a:prstGeom prst="rect">
+                      <a:avLst/>
+                    </a:prstGeom>
+                  </pic:spPr>
+                </pic:pic>
+              </a:graphicData>
+            </a:graphic>
+          </wp:inline>
+        </w:drawing>
+      </w:r>
+    </w:p>
+    <w:p/>
+    <w:p>
+      <w:pPr>
         <w:pStyle w:val="NormalWeb"/>
         <w:shd w:val="clear" w:color="auto" w:fill="FFFFFF"/>
         <w:spacing w:before="300" w:beforeAutospacing="0" w:after="300" w:afterAutospacing="0"/>
         <w:rPr>
           <w:rFonts w:ascii="Helvetica" w:hAnsi="Helvetica" w:cs="Helvetica"/>
-          <w:b/>
-          <w:bCs/>
-          <w:color w:val="002060"/>
-          <w:sz w:val="28"/>
-        </w:rPr>
-      </w:pPr>
-      <w:r>
-        <w:rPr>
-          <w:rFonts w:ascii="Helvetica" w:hAnsi="Helvetica" w:cs="Helvetica"/>
           <w:color w:val="5D5D5D"/>
         </w:rPr>
-        <w:t>its important to learn about OAuth terminologies.</w:t>
-      </w:r>
+      </w:pPr>
       <w:r>
         <w:rPr>
           <w:rFonts w:ascii="Helvetica" w:hAnsi="Helvetica" w:cs="Helvetica"/>
           <w:color w:val="5D5D5D"/>
         </w:rPr>
-        <w:br/>
+        <w:lastRenderedPageBreak/>
+        <w:drawing>
+          <wp:inline distT="0" distB="0" distL="0" distR="0" wp14:anchorId="353BB4A4" wp14:editId="08D6D1C4">
+            <wp:extent cx="8229600" cy="4020820"/>
+            <wp:effectExtent l="0" t="0" r="0" b="0"/>
+            <wp:docPr id="1345006036" name="Picture 1"/>
+            <wp:cNvGraphicFramePr>
+              <a:graphicFrameLocks xmlns:a="http://schemas.openxmlformats.org/drawingml/2006/main" noChangeAspect="1"/>
+            </wp:cNvGraphicFramePr>
+            <a:graphic xmlns:a="http://schemas.openxmlformats.org/drawingml/2006/main">
+              <a:graphicData uri="http://schemas.openxmlformats.org/drawingml/2006/picture">
+                <pic:pic xmlns:pic="http://schemas.openxmlformats.org/drawingml/2006/picture">
+                  <pic:nvPicPr>
+                    <pic:cNvPr id="1345006036" name=""/>
+                    <pic:cNvPicPr/>
+                  </pic:nvPicPr>
+                  <pic:blipFill>
+                    <a:blip r:embed="rId43"/>
+                    <a:stretch>
+                      <a:fillRect/>
+                    </a:stretch>
+                  </pic:blipFill>
+                  <pic:spPr>
+                    <a:xfrm>
+                      <a:off x="0" y="0"/>
+                      <a:ext cx="8229600" cy="4020820"/>
+                    </a:xfrm>
+                    <a:prstGeom prst="rect">
+                      <a:avLst/>
+                    </a:prstGeom>
+                  </pic:spPr>
+                </pic:pic>
+              </a:graphicData>
+            </a:graphic>
+          </wp:inline>
+        </w:drawing>
       </w:r>
     </w:p>
     <w:p>
@@ -3835,22 +4568,9 @@
         <w:spacing w:before="300" w:beforeAutospacing="0" w:after="300" w:afterAutospacing="0"/>
         <w:rPr>
           <w:rFonts w:ascii="Helvetica" w:hAnsi="Helvetica" w:cs="Helvetica"/>
-          <w:b/>
-          <w:bCs/>
-          <w:color w:val="002060"/>
-          <w:sz w:val="28"/>
-        </w:rPr>
-      </w:pPr>
-      <w:r>
-        <w:rPr>
-          <w:rFonts w:ascii="Helvetica" w:hAnsi="Helvetica" w:cs="Helvetica"/>
-          <w:b/>
-          <w:bCs/>
-          <w:color w:val="002060"/>
-          <w:sz w:val="28"/>
-        </w:rPr>
-        <w:t>RESOURCE SERVER:</w:t>
-      </w:r>
+          <w:color w:val="5D5D5D"/>
+        </w:rPr>
+      </w:pPr>
     </w:p>
     <w:p>
       <w:pPr>
@@ -3858,6 +4578,404 @@
         <w:shd w:val="clear" w:color="auto" w:fill="FFFFFF"/>
         <w:spacing w:before="300" w:beforeAutospacing="0" w:after="300" w:afterAutospacing="0"/>
         <w:rPr>
+          <w:rFonts w:ascii="Helvetica" w:hAnsi="Helvetica" w:cs="Helvetica"/>
+          <w:color w:val="5D5D5D"/>
+        </w:rPr>
+      </w:pPr>
+    </w:p>
+    <w:p>
+      <w:pPr>
+        <w:pStyle w:val="NormalWeb"/>
+        <w:shd w:val="clear" w:color="auto" w:fill="FFFFFF"/>
+        <w:spacing w:before="300" w:beforeAutospacing="0" w:after="300" w:afterAutospacing="0"/>
+        <w:rPr>
+          <w:rFonts w:ascii="Helvetica" w:hAnsi="Helvetica" w:cs="Helvetica"/>
+          <w:color w:val="5D5D5D"/>
+        </w:rPr>
+      </w:pPr>
+    </w:p>
+    <w:p>
+      <w:pPr>
+        <w:pStyle w:val="NormalWeb"/>
+        <w:shd w:val="clear" w:color="auto" w:fill="FFFFFF"/>
+        <w:spacing w:before="300" w:beforeAutospacing="0" w:after="300" w:afterAutospacing="0"/>
+        <w:rPr>
+          <w:rFonts w:ascii="Helvetica" w:hAnsi="Helvetica" w:cs="Helvetica"/>
+          <w:color w:val="5D5D5D"/>
+        </w:rPr>
+      </w:pPr>
+      <w:r>
+        <w:rPr>
+          <w:rFonts w:ascii="Helvetica" w:hAnsi="Helvetica" w:cs="Helvetica"/>
+          <w:color w:val="5D5D5D"/>
+        </w:rPr>
+        <w:lastRenderedPageBreak/>
+        <w:drawing>
+          <wp:inline distT="0" distB="0" distL="0" distR="0" wp14:anchorId="19732F04" wp14:editId="3692A753">
+            <wp:extent cx="8229600" cy="4006215"/>
+            <wp:effectExtent l="0" t="0" r="0" b="0"/>
+            <wp:docPr id="1339838866" name="Picture 1"/>
+            <wp:cNvGraphicFramePr>
+              <a:graphicFrameLocks xmlns:a="http://schemas.openxmlformats.org/drawingml/2006/main" noChangeAspect="1"/>
+            </wp:cNvGraphicFramePr>
+            <a:graphic xmlns:a="http://schemas.openxmlformats.org/drawingml/2006/main">
+              <a:graphicData uri="http://schemas.openxmlformats.org/drawingml/2006/picture">
+                <pic:pic xmlns:pic="http://schemas.openxmlformats.org/drawingml/2006/picture">
+                  <pic:nvPicPr>
+                    <pic:cNvPr id="1339838866" name=""/>
+                    <pic:cNvPicPr/>
+                  </pic:nvPicPr>
+                  <pic:blipFill>
+                    <a:blip r:embed="rId44"/>
+                    <a:stretch>
+                      <a:fillRect/>
+                    </a:stretch>
+                  </pic:blipFill>
+                  <pic:spPr>
+                    <a:xfrm>
+                      <a:off x="0" y="0"/>
+                      <a:ext cx="8229600" cy="4006215"/>
+                    </a:xfrm>
+                    <a:prstGeom prst="rect">
+                      <a:avLst/>
+                    </a:prstGeom>
+                  </pic:spPr>
+                </pic:pic>
+              </a:graphicData>
+            </a:graphic>
+          </wp:inline>
+        </w:drawing>
+      </w:r>
+    </w:p>
+    <w:p>
+      <w:pPr>
+        <w:pStyle w:val="NormalWeb"/>
+        <w:shd w:val="clear" w:color="auto" w:fill="FFFFFF"/>
+        <w:spacing w:before="300" w:beforeAutospacing="0" w:after="300" w:afterAutospacing="0"/>
+        <w:rPr>
+          <w:rFonts w:ascii="Helvetica" w:hAnsi="Helvetica" w:cs="Helvetica"/>
+          <w:color w:val="5D5D5D"/>
+        </w:rPr>
+      </w:pPr>
+    </w:p>
+    <w:p>
+      <w:pPr>
+        <w:pStyle w:val="NormalWeb"/>
+        <w:shd w:val="clear" w:color="auto" w:fill="FFFFFF"/>
+        <w:spacing w:before="300" w:beforeAutospacing="0" w:after="300" w:afterAutospacing="0"/>
+        <w:rPr>
+          <w:rFonts w:ascii="Helvetica" w:hAnsi="Helvetica" w:cs="Helvetica"/>
+          <w:color w:val="5D5D5D"/>
+        </w:rPr>
+      </w:pPr>
+    </w:p>
+    <w:p>
+      <w:pPr>
+        <w:pStyle w:val="NormalWeb"/>
+        <w:shd w:val="clear" w:color="auto" w:fill="FFFFFF"/>
+        <w:spacing w:before="300" w:beforeAutospacing="0" w:after="300" w:afterAutospacing="0"/>
+        <w:rPr>
+          <w:rFonts w:ascii="Helvetica" w:hAnsi="Helvetica" w:cs="Helvetica"/>
+          <w:color w:val="5D5D5D"/>
+        </w:rPr>
+      </w:pPr>
+    </w:p>
+    <w:p>
+      <w:pPr>
+        <w:pStyle w:val="NormalWeb"/>
+        <w:shd w:val="clear" w:color="auto" w:fill="FFFFFF"/>
+        <w:spacing w:before="300" w:beforeAutospacing="0" w:after="300" w:afterAutospacing="0"/>
+        <w:rPr>
+          <w:rFonts w:ascii="Helvetica" w:hAnsi="Helvetica" w:cs="Helvetica"/>
+          <w:color w:val="5D5D5D"/>
+        </w:rPr>
+      </w:pPr>
+    </w:p>
+    <w:p>
+      <w:pPr>
+        <w:pStyle w:val="NormalWeb"/>
+        <w:shd w:val="clear" w:color="auto" w:fill="FFFFFF"/>
+        <w:spacing w:before="300" w:beforeAutospacing="0" w:after="300" w:afterAutospacing="0"/>
+        <w:rPr>
+          <w:rFonts w:ascii="Helvetica" w:hAnsi="Helvetica" w:cs="Helvetica"/>
+          <w:color w:val="5D5D5D"/>
+        </w:rPr>
+      </w:pPr>
+      <w:r>
+        <w:rPr>
+          <w:rFonts w:ascii="Helvetica" w:hAnsi="Helvetica" w:cs="Helvetica"/>
+          <w:color w:val="5D5D5D"/>
+        </w:rPr>
+        <w:lastRenderedPageBreak/>
+        <w:drawing>
+          <wp:inline distT="0" distB="0" distL="0" distR="0" wp14:anchorId="78EEFB90" wp14:editId="39867FE4">
+            <wp:extent cx="8229600" cy="4879340"/>
+            <wp:effectExtent l="0" t="0" r="0" b="0"/>
+            <wp:docPr id="1511766570" name="Picture 1"/>
+            <wp:cNvGraphicFramePr>
+              <a:graphicFrameLocks xmlns:a="http://schemas.openxmlformats.org/drawingml/2006/main" noChangeAspect="1"/>
+            </wp:cNvGraphicFramePr>
+            <a:graphic xmlns:a="http://schemas.openxmlformats.org/drawingml/2006/main">
+              <a:graphicData uri="http://schemas.openxmlformats.org/drawingml/2006/picture">
+                <pic:pic xmlns:pic="http://schemas.openxmlformats.org/drawingml/2006/picture">
+                  <pic:nvPicPr>
+                    <pic:cNvPr id="1511766570" name=""/>
+                    <pic:cNvPicPr/>
+                  </pic:nvPicPr>
+                  <pic:blipFill>
+                    <a:blip r:embed="rId45"/>
+                    <a:stretch>
+                      <a:fillRect/>
+                    </a:stretch>
+                  </pic:blipFill>
+                  <pic:spPr>
+                    <a:xfrm>
+                      <a:off x="0" y="0"/>
+                      <a:ext cx="8229600" cy="4879340"/>
+                    </a:xfrm>
+                    <a:prstGeom prst="rect">
+                      <a:avLst/>
+                    </a:prstGeom>
+                  </pic:spPr>
+                </pic:pic>
+              </a:graphicData>
+            </a:graphic>
+          </wp:inline>
+        </w:drawing>
+      </w:r>
+    </w:p>
+    <w:p>
+      <w:pPr>
+        <w:pStyle w:val="NormalWeb"/>
+        <w:shd w:val="clear" w:color="auto" w:fill="FFFFFF"/>
+        <w:spacing w:before="300" w:beforeAutospacing="0" w:after="300" w:afterAutospacing="0"/>
+        <w:rPr>
+          <w:rFonts w:ascii="Helvetica" w:hAnsi="Helvetica" w:cs="Helvetica"/>
+          <w:color w:val="5D5D5D"/>
+        </w:rPr>
+      </w:pPr>
+    </w:p>
+    <w:p>
+      <w:pPr>
+        <w:pStyle w:val="NormalWeb"/>
+        <w:shd w:val="clear" w:color="auto" w:fill="FFFFFF"/>
+        <w:spacing w:before="300" w:beforeAutospacing="0" w:after="300" w:afterAutospacing="0"/>
+        <w:rPr>
+          <w:rFonts w:ascii="Helvetica" w:hAnsi="Helvetica" w:cs="Helvetica"/>
+          <w:color w:val="5D5D5D"/>
+        </w:rPr>
+      </w:pPr>
+    </w:p>
+    <w:p>
+      <w:pPr>
+        <w:pStyle w:val="NormalWeb"/>
+        <w:shd w:val="clear" w:color="auto" w:fill="FFFFFF"/>
+        <w:spacing w:before="300" w:beforeAutospacing="0" w:after="300" w:afterAutospacing="0"/>
+        <w:rPr>
+          <w:rFonts w:ascii="Helvetica" w:hAnsi="Helvetica" w:cs="Helvetica"/>
+          <w:color w:val="5D5D5D"/>
+        </w:rPr>
+      </w:pPr>
+    </w:p>
+    <w:p>
+      <w:pPr>
+        <w:pStyle w:val="NormalWeb"/>
+        <w:shd w:val="clear" w:color="auto" w:fill="FFFFFF"/>
+        <w:spacing w:before="300" w:beforeAutospacing="0" w:after="300" w:afterAutospacing="0"/>
+        <w:rPr>
+          <w:rFonts w:ascii="Helvetica" w:hAnsi="Helvetica" w:cs="Helvetica"/>
+          <w:color w:val="5D5D5D"/>
+        </w:rPr>
+      </w:pPr>
+      <w:r>
+        <w:rPr>
+          <w:rFonts w:ascii="Helvetica" w:hAnsi="Helvetica" w:cs="Helvetica"/>
+          <w:color w:val="5D5D5D"/>
+        </w:rPr>
+        <w:t xml:space="preserve">Every time Photo printing app wants to access </w:t>
+      </w:r>
+      <w:proofErr w:type="gramStart"/>
+      <w:r>
+        <w:rPr>
+          <w:rFonts w:ascii="Helvetica" w:hAnsi="Helvetica" w:cs="Helvetica"/>
+          <w:color w:val="5D5D5D"/>
+        </w:rPr>
+        <w:t>users</w:t>
+      </w:r>
+      <w:proofErr w:type="gramEnd"/>
+      <w:r>
+        <w:rPr>
+          <w:rFonts w:ascii="Helvetica" w:hAnsi="Helvetica" w:cs="Helvetica"/>
+          <w:color w:val="5D5D5D"/>
+        </w:rPr>
+        <w:t xml:space="preserve"> photos then it just gives the token to Google </w:t>
+      </w:r>
+    </w:p>
+    <w:p>
+      <w:pPr>
+        <w:pStyle w:val="NormalWeb"/>
+        <w:shd w:val="clear" w:color="auto" w:fill="FFFFFF"/>
+        <w:spacing w:before="300" w:beforeAutospacing="0" w:after="300" w:afterAutospacing="0"/>
+        <w:rPr>
+          <w:rFonts w:ascii="Helvetica" w:hAnsi="Helvetica" w:cs="Helvetica"/>
+          <w:color w:val="5D5D5D"/>
+        </w:rPr>
+      </w:pPr>
+      <w:r>
+        <w:rPr>
+          <w:rFonts w:ascii="Helvetica" w:hAnsi="Helvetica" w:cs="Helvetica"/>
+          <w:color w:val="5D5D5D"/>
+        </w:rPr>
+        <w:drawing>
+          <wp:inline distT="0" distB="0" distL="0" distR="0" wp14:anchorId="4C97C247" wp14:editId="3AF0F56E">
+            <wp:extent cx="8229600" cy="4681220"/>
+            <wp:effectExtent l="0" t="0" r="0" b="5080"/>
+            <wp:docPr id="44631069" name="Picture 1"/>
+            <wp:cNvGraphicFramePr>
+              <a:graphicFrameLocks xmlns:a="http://schemas.openxmlformats.org/drawingml/2006/main" noChangeAspect="1"/>
+            </wp:cNvGraphicFramePr>
+            <a:graphic xmlns:a="http://schemas.openxmlformats.org/drawingml/2006/main">
+              <a:graphicData uri="http://schemas.openxmlformats.org/drawingml/2006/picture">
+                <pic:pic xmlns:pic="http://schemas.openxmlformats.org/drawingml/2006/picture">
+                  <pic:nvPicPr>
+                    <pic:cNvPr id="44631069" name=""/>
+                    <pic:cNvPicPr/>
+                  </pic:nvPicPr>
+                  <pic:blipFill>
+                    <a:blip r:embed="rId46"/>
+                    <a:stretch>
+                      <a:fillRect/>
+                    </a:stretch>
+                  </pic:blipFill>
+                  <pic:spPr>
+                    <a:xfrm>
+                      <a:off x="0" y="0"/>
+                      <a:ext cx="8229600" cy="4681220"/>
+                    </a:xfrm>
+                    <a:prstGeom prst="rect">
+                      <a:avLst/>
+                    </a:prstGeom>
+                  </pic:spPr>
+                </pic:pic>
+              </a:graphicData>
+            </a:graphic>
+          </wp:inline>
+        </w:drawing>
+      </w:r>
+    </w:p>
+    <w:p>
+      <w:pPr>
+        <w:pStyle w:val="NormalWeb"/>
+        <w:shd w:val="clear" w:color="auto" w:fill="FFFFFF"/>
+        <w:spacing w:before="300" w:beforeAutospacing="0" w:after="300" w:afterAutospacing="0"/>
+        <w:rPr>
+          <w:rFonts w:ascii="Helvetica" w:hAnsi="Helvetica" w:cs="Helvetica"/>
+          <w:color w:val="5D5D5D"/>
+        </w:rPr>
+      </w:pPr>
+    </w:p>
+    <w:p>
+      <w:pPr>
+        <w:pStyle w:val="NormalWeb"/>
+        <w:shd w:val="clear" w:color="auto" w:fill="FFFFFF"/>
+        <w:spacing w:before="300" w:beforeAutospacing="0" w:after="300" w:afterAutospacing="0"/>
+        <w:rPr>
+          <w:rFonts w:ascii="Helvetica" w:hAnsi="Helvetica" w:cs="Helvetica"/>
+          <w:color w:val="5D5D5D"/>
+        </w:rPr>
+      </w:pPr>
+    </w:p>
+    <w:p>
+      <w:pPr>
+        <w:pStyle w:val="NormalWeb"/>
+        <w:shd w:val="clear" w:color="auto" w:fill="FFFFFF"/>
+        <w:spacing w:before="300" w:beforeAutospacing="0" w:after="300" w:afterAutospacing="0"/>
+        <w:rPr>
+          <w:rFonts w:ascii="Helvetica" w:hAnsi="Helvetica" w:cs="Helvetica"/>
+          <w:color w:val="5D5D5D"/>
+        </w:rPr>
+      </w:pPr>
+    </w:p>
+    <w:p>
+      <w:pPr>
+        <w:pStyle w:val="NormalWeb"/>
+        <w:shd w:val="clear" w:color="auto" w:fill="FFFFFF"/>
+        <w:spacing w:before="300" w:beforeAutospacing="0" w:after="300" w:afterAutospacing="0"/>
+        <w:rPr>
+          <w:rFonts w:ascii="Helvetica" w:hAnsi="Helvetica" w:cs="Helvetica"/>
+          <w:color w:val="5D5D5D"/>
+        </w:rPr>
+      </w:pPr>
+    </w:p>
+    <w:p>
+      <w:pPr>
+        <w:pStyle w:val="NormalWeb"/>
+        <w:shd w:val="clear" w:color="auto" w:fill="FFFFFF"/>
+        <w:spacing w:before="300" w:beforeAutospacing="0" w:after="300" w:afterAutospacing="0"/>
+        <w:rPr>
+          <w:rFonts w:ascii="Helvetica" w:hAnsi="Helvetica" w:cs="Helvetica"/>
+          <w:b/>
+          <w:bCs/>
+          <w:color w:val="002060"/>
+          <w:sz w:val="28"/>
+        </w:rPr>
+      </w:pPr>
+      <w:proofErr w:type="spellStart"/>
+      <w:proofErr w:type="gramStart"/>
+      <w:r>
+        <w:rPr>
+          <w:rFonts w:ascii="Helvetica" w:hAnsi="Helvetica" w:cs="Helvetica"/>
+          <w:color w:val="5D5D5D"/>
+        </w:rPr>
+        <w:t>its</w:t>
+      </w:r>
+      <w:proofErr w:type="spellEnd"/>
+      <w:proofErr w:type="gramEnd"/>
+      <w:r>
+        <w:rPr>
+          <w:rFonts w:ascii="Helvetica" w:hAnsi="Helvetica" w:cs="Helvetica"/>
+          <w:color w:val="5D5D5D"/>
+        </w:rPr>
+        <w:t xml:space="preserve"> important to learn about OAuth terminologies.</w:t>
+      </w:r>
+      <w:r>
+        <w:rPr>
+          <w:rFonts w:ascii="Helvetica" w:hAnsi="Helvetica" w:cs="Helvetica"/>
+          <w:color w:val="5D5D5D"/>
+        </w:rPr>
+        <w:br/>
+      </w:r>
+    </w:p>
+    <w:p>
+      <w:pPr>
+        <w:pStyle w:val="NormalWeb"/>
+        <w:shd w:val="clear" w:color="auto" w:fill="FFFFFF"/>
+        <w:spacing w:before="300" w:beforeAutospacing="0" w:after="300" w:afterAutospacing="0"/>
+        <w:rPr>
+          <w:rFonts w:ascii="Helvetica" w:hAnsi="Helvetica" w:cs="Helvetica"/>
+          <w:b/>
+          <w:bCs/>
+          <w:color w:val="002060"/>
+          <w:sz w:val="28"/>
+        </w:rPr>
+      </w:pPr>
+      <w:r>
+        <w:rPr>
+          <w:rFonts w:ascii="Helvetica" w:hAnsi="Helvetica" w:cs="Helvetica"/>
+          <w:b/>
+          <w:bCs/>
+          <w:color w:val="002060"/>
+          <w:sz w:val="28"/>
+        </w:rPr>
+        <w:t>RESOURCE SERVER:</w:t>
+      </w:r>
+    </w:p>
+    <w:p>
+      <w:pPr>
+        <w:pStyle w:val="NormalWeb"/>
+        <w:shd w:val="clear" w:color="auto" w:fill="FFFFFF"/>
+        <w:spacing w:before="300" w:beforeAutospacing="0" w:after="300" w:afterAutospacing="0"/>
+        <w:rPr>
           <w:rFonts w:ascii="Nunito" w:hAnsi="Nunito"/>
           <w:color w:val="000000"/>
           <w:shd w:val="clear" w:color="auto" w:fill="FFFFFF"/>
@@ -3910,7 +5028,6 @@
         <w:rPr>
           <w:noProof/>
         </w:rPr>
-        <w:lastRenderedPageBreak/>
         <w:drawing>
           <wp:inline distT="0" distB="0" distL="0" distR="0" wp14:anchorId="5A73A1D9" wp14:editId="5DB1E17A">
             <wp:extent cx="4305300" cy="1554232"/>
@@ -3927,7 +5044,7 @@
                     <pic:cNvPicPr/>
                   </pic:nvPicPr>
                   <pic:blipFill>
-                    <a:blip r:embed="rId42"/>
+                    <a:blip r:embed="rId47"/>
                     <a:stretch>
                       <a:fillRect/>
                     </a:stretch>
@@ -4005,7 +5122,26 @@
           <w:color w:val="000000" w:themeColor="text1"/>
           <w:sz w:val="22"/>
         </w:rPr>
-        <w:t>Pls refer the above utube video to get more better insight.</w:t>
+        <w:lastRenderedPageBreak/>
+        <w:t xml:space="preserve">Pls refer the above </w:t>
+      </w:r>
+      <w:proofErr w:type="spellStart"/>
+      <w:r>
+        <w:rPr>
+          <w:rFonts w:ascii="Helvetica" w:hAnsi="Helvetica" w:cs="Helvetica"/>
+          <w:color w:val="000000" w:themeColor="text1"/>
+          <w:sz w:val="22"/>
+        </w:rPr>
+        <w:t>utube</w:t>
+      </w:r>
+      <w:proofErr w:type="spellEnd"/>
+      <w:r>
+        <w:rPr>
+          <w:rFonts w:ascii="Helvetica" w:hAnsi="Helvetica" w:cs="Helvetica"/>
+          <w:color w:val="000000" w:themeColor="text1"/>
+          <w:sz w:val="22"/>
+        </w:rPr>
+        <w:t xml:space="preserve"> video to get more better insight.</w:t>
       </w:r>
     </w:p>
     <w:p>
@@ -4049,7 +5185,7 @@
                     <pic:cNvPicPr/>
                   </pic:nvPicPr>
                   <pic:blipFill>
-                    <a:blip r:embed="rId43"/>
+                    <a:blip r:embed="rId48"/>
                     <a:stretch>
                       <a:fillRect/>
                     </a:stretch>
@@ -4106,13 +5242,27 @@
           <w:sz w:val="32"/>
         </w:rPr>
       </w:pPr>
-      <w:r>
+    </w:p>
+    <w:p>
+      <w:pPr>
+        <w:pStyle w:val="NormalWeb"/>
+        <w:shd w:val="clear" w:color="auto" w:fill="FFFFFF"/>
+        <w:spacing w:before="300" w:beforeAutospacing="0" w:after="300" w:afterAutospacing="0"/>
         <w:rPr>
           <w:rFonts w:ascii="Helvetica" w:hAnsi="Helvetica" w:cs="Helvetica"/>
           <w:b/>
           <w:color w:val="002060"/>
           <w:sz w:val="32"/>
         </w:rPr>
+      </w:pPr>
+      <w:r>
+        <w:rPr>
+          <w:rFonts w:ascii="Helvetica" w:hAnsi="Helvetica" w:cs="Helvetica"/>
+          <w:b/>
+          <w:color w:val="002060"/>
+          <w:sz w:val="32"/>
+        </w:rPr>
+        <w:lastRenderedPageBreak/>
         <w:t>CLIENT SERVER:</w:t>
       </w:r>
     </w:p>
@@ -4148,7 +5298,7 @@
                     <pic:cNvPicPr/>
                   </pic:nvPicPr>
                   <pic:blipFill>
-                    <a:blip r:embed="rId44"/>
+                    <a:blip r:embed="rId49"/>
                     <a:stretch>
                       <a:fillRect/>
                     </a:stretch>
@@ -4236,7 +5386,27 @@
           <w:color w:val="000000" w:themeColor="text1"/>
           <w:sz w:val="22"/>
         </w:rPr>
-        <w:t>It is the middlemen who helps different services communicate together. The resource server must have implemented it for client to access it. Resource owner provides the details for client to access the resource server  via authorization server.</w:t>
+        <w:t xml:space="preserve">It is the middlemen who helps different services communicate together. The resource server must have implemented it for client to access it. Resource owner provides the details for client to access the resource </w:t>
+      </w:r>
+      <w:proofErr w:type="gramStart"/>
+      <w:r>
+        <w:rPr>
+          <w:rFonts w:ascii="Helvetica" w:hAnsi="Helvetica" w:cs="Helvetica"/>
+          <w:b/>
+          <w:color w:val="000000" w:themeColor="text1"/>
+          <w:sz w:val="22"/>
+        </w:rPr>
+        <w:t>server  via</w:t>
+      </w:r>
+      <w:proofErr w:type="gramEnd"/>
+      <w:r>
+        <w:rPr>
+          <w:rFonts w:ascii="Helvetica" w:hAnsi="Helvetica" w:cs="Helvetica"/>
+          <w:b/>
+          <w:color w:val="000000" w:themeColor="text1"/>
+          <w:sz w:val="22"/>
+        </w:rPr>
+        <w:t xml:space="preserve"> authorization server.</w:t>
       </w:r>
     </w:p>
     <w:p>
@@ -4274,6 +5444,7 @@
         <w:rPr>
           <w:noProof/>
         </w:rPr>
+        <w:lastRenderedPageBreak/>
         <w:drawing>
           <wp:inline distT="0" distB="0" distL="0" distR="0" wp14:anchorId="1B475B4C" wp14:editId="02E2BF32">
             <wp:extent cx="5943600" cy="1727835"/>
@@ -4290,7 +5461,7 @@
                     <pic:cNvPicPr/>
                   </pic:nvPicPr>
                   <pic:blipFill>
-                    <a:blip r:embed="rId45"/>
+                    <a:blip r:embed="rId50"/>
                     <a:stretch>
                       <a:fillRect/>
                     </a:stretch>
@@ -4347,7 +5518,6 @@
             <w14:round/>
           </w14:textOutline>
         </w:rPr>
-        <w:lastRenderedPageBreak/>
         <w:t>OAuth Flow 1:</w:t>
       </w:r>
     </w:p>
@@ -4495,6 +5665,7 @@
           </w14:textOutline>
         </w:rPr>
       </w:pPr>
+      <w:proofErr w:type="gramStart"/>
       <w:r>
         <w:rPr>
           <w:bCs/>
@@ -4511,7 +5682,26 @@
             <w14:round/>
           </w14:textOutline>
         </w:rPr>
-        <w:t xml:space="preserve">So the OAuth server goes to user and asks him regarding the claim along with listing down what are all the authorizations that client </w:t>
+        <w:t>So</w:t>
+      </w:r>
+      <w:proofErr w:type="gramEnd"/>
+      <w:r>
+        <w:rPr>
+          <w:bCs/>
+          <w:color w:val="000000" w:themeColor="text1"/>
+          <w:szCs w:val="72"/>
+          <w14:shadow w14:blurRad="38100" w14:dist="19050" w14:dir="2700000" w14:sx="100000" w14:sy="100000" w14:kx="0" w14:ky="0" w14:algn="tl">
+            <w14:schemeClr w14:val="dk1">
+              <w14:alpha w14:val="60000"/>
+            </w14:schemeClr>
+          </w14:shadow>
+          <w14:textOutline w14:w="0" w14:cap="flat" w14:cmpd="sng" w14:algn="ctr">
+            <w14:noFill/>
+            <w14:prstDash w14:val="solid"/>
+            <w14:round/>
+          </w14:textOutline>
+        </w:rPr>
+        <w:t xml:space="preserve"> the OAuth server goes to user and asks him regarding the claim along with listing down what are all the authorizations that client </w:t>
       </w:r>
       <w:r>
         <w:rPr>
@@ -4995,7 +6185,45 @@
             <w14:round/>
           </w14:textOutline>
         </w:rPr>
-        <w:t>If everything goes fine then now the client can access the resources server according to authorities set by user(Resource owner).</w:t>
+        <w:t xml:space="preserve">If everything goes fine then now the client can access the resources server according to authorities set by </w:t>
+      </w:r>
+      <w:proofErr w:type="gramStart"/>
+      <w:r>
+        <w:rPr>
+          <w:bCs/>
+          <w:color w:val="000000" w:themeColor="text1"/>
+          <w:szCs w:val="72"/>
+          <w14:shadow w14:blurRad="38100" w14:dist="19050" w14:dir="2700000" w14:sx="100000" w14:sy="100000" w14:kx="0" w14:ky="0" w14:algn="tl">
+            <w14:schemeClr w14:val="dk1">
+              <w14:alpha w14:val="60000"/>
+            </w14:schemeClr>
+          </w14:shadow>
+          <w14:textOutline w14:w="0" w14:cap="flat" w14:cmpd="sng" w14:algn="ctr">
+            <w14:noFill/>
+            <w14:prstDash w14:val="solid"/>
+            <w14:round/>
+          </w14:textOutline>
+        </w:rPr>
+        <w:t>user(</w:t>
+      </w:r>
+      <w:proofErr w:type="gramEnd"/>
+      <w:r>
+        <w:rPr>
+          <w:bCs/>
+          <w:color w:val="000000" w:themeColor="text1"/>
+          <w:szCs w:val="72"/>
+          <w14:shadow w14:blurRad="38100" w14:dist="19050" w14:dir="2700000" w14:sx="100000" w14:sy="100000" w14:kx="0" w14:ky="0" w14:algn="tl">
+            <w14:schemeClr w14:val="dk1">
+              <w14:alpha w14:val="60000"/>
+            </w14:schemeClr>
+          </w14:shadow>
+          <w14:textOutline w14:w="0" w14:cap="flat" w14:cmpd="sng" w14:algn="ctr">
+            <w14:noFill/>
+            <w14:prstDash w14:val="solid"/>
+            <w14:round/>
+          </w14:textOutline>
+        </w:rPr>
+        <w:t>Resource owner).</w:t>
       </w:r>
     </w:p>
     <w:p>
@@ -5038,6 +6266,7 @@
         <w:rPr>
           <w:noProof/>
         </w:rPr>
+        <w:lastRenderedPageBreak/>
         <w:drawing>
           <wp:inline distT="0" distB="0" distL="0" distR="0" wp14:anchorId="5BC2995C" wp14:editId="2563603F">
             <wp:extent cx="5943600" cy="2764155"/>
@@ -5054,7 +6283,7 @@
                     <pic:cNvPicPr/>
                   </pic:nvPicPr>
                   <pic:blipFill>
-                    <a:blip r:embed="rId46"/>
+                    <a:blip r:embed="rId51"/>
                     <a:stretch>
                       <a:fillRect/>
                     </a:stretch>
@@ -5152,7 +6381,7 @@
       </w:pPr>
     </w:p>
     <w:sectPr>
-      <w:pgSz w:w="12240" w:h="15840"/>
+      <w:pgSz w:w="15840" w:h="12240" w:orient="landscape"/>
       <w:pgMar w:top="1440" w:right="1440" w:bottom="1440" w:left="1440" w:header="720" w:footer="720" w:gutter="0"/>
       <w:cols w:space="720"/>
       <w:docGrid w:linePitch="360"/>
@@ -5162,7 +6391,7 @@
 </file>
 
 <file path=word/numbering.xml><?xml version="1.0" encoding="utf-8"?>
-<w:numbering xmlns:wpc="http://schemas.microsoft.com/office/word/2010/wordprocessingCanvas" xmlns:cx="http://schemas.microsoft.com/office/drawing/2014/chartex" xmlns:cx1="http://schemas.microsoft.com/office/drawing/2015/9/8/chartex" xmlns:cx2="http://schemas.microsoft.com/office/drawing/2015/10/21/chartex" xmlns:cx3="http://schemas.microsoft.com/office/drawing/2016/5/9/chartex" xmlns:cx4="http://schemas.microsoft.com/office/drawing/2016/5/10/chartex" xmlns:cx5="http://schemas.microsoft.com/office/drawing/2016/5/11/chartex" xmlns:cx6="http://schemas.microsoft.com/office/drawing/2016/5/12/chartex" xmlns:cx7="http://schemas.microsoft.com/office/drawing/2016/5/13/chartex" xmlns:cx8="http://schemas.microsoft.com/office/drawing/2016/5/14/chartex" xmlns:mc="http://schemas.openxmlformats.org/markup-compatibility/2006" xmlns:aink="http://schemas.microsoft.com/office/drawing/2016/ink" xmlns:am3d="http://schemas.microsoft.com/office/drawing/2017/model3d" xmlns:o="urn:schemas-microsoft-com:office:office" xmlns:oel="http://schemas.microsoft.com/office/2019/extlst" xmlns:r="http://schemas.openxmlformats.org/officeDocument/2006/relationships" xmlns:m="http://schemas.openxmlformats.org/officeDocument/2006/math" xmlns:v="urn:schemas-microsoft-com:vml" xmlns:wp14="http://schemas.microsoft.com/office/word/2010/wordprocessingDrawing" xmlns:wp="http://schemas.openxmlformats.org/drawingml/2006/wordprocessingDrawing" xmlns:w10="urn:schemas-microsoft-com:office:word" xmlns:w="http://schemas.openxmlformats.org/wordprocessingml/2006/main" xmlns:w14="http://schemas.microsoft.com/office/word/2010/wordml" xmlns:w15="http://schemas.microsoft.com/office/word/2012/wordml" xmlns:w16cex="http://schemas.microsoft.com/office/word/2018/wordml/cex" xmlns:w16cid="http://schemas.microsoft.com/office/word/2016/wordml/cid" xmlns:w16="http://schemas.microsoft.com/office/word/2018/wordml" xmlns:w16sdtdh="http://schemas.microsoft.com/office/word/2020/wordml/sdtdatahash" xmlns:w16se="http://schemas.microsoft.com/office/word/2015/wordml/symex" xmlns:wpg="http://schemas.microsoft.com/office/word/2010/wordprocessingGroup" xmlns:wpi="http://schemas.microsoft.com/office/word/2010/wordprocessingInk" xmlns:wne="http://schemas.microsoft.com/office/word/2006/wordml" xmlns:wps="http://schemas.microsoft.com/office/word/2010/wordprocessingShape" mc:Ignorable="w14 w15 w16se w16cid w16 w16cex w16sdtdh wp14">
+<w:numbering xmlns:wpc="http://schemas.microsoft.com/office/word/2010/wordprocessingCanvas" xmlns:cx="http://schemas.microsoft.com/office/drawing/2014/chartex" xmlns:cx1="http://schemas.microsoft.com/office/drawing/2015/9/8/chartex" xmlns:cx2="http://schemas.microsoft.com/office/drawing/2015/10/21/chartex" xmlns:cx3="http://schemas.microsoft.com/office/drawing/2016/5/9/chartex" xmlns:cx4="http://schemas.microsoft.com/office/drawing/2016/5/10/chartex" xmlns:cx5="http://schemas.microsoft.com/office/drawing/2016/5/11/chartex" xmlns:cx6="http://schemas.microsoft.com/office/drawing/2016/5/12/chartex" xmlns:cx7="http://schemas.microsoft.com/office/drawing/2016/5/13/chartex" xmlns:cx8="http://schemas.microsoft.com/office/drawing/2016/5/14/chartex" xmlns:mc="http://schemas.openxmlformats.org/markup-compatibility/2006" xmlns:aink="http://schemas.microsoft.com/office/drawing/2016/ink" xmlns:am3d="http://schemas.microsoft.com/office/drawing/2017/model3d" xmlns:o="urn:schemas-microsoft-com:office:office" xmlns:oel="http://schemas.microsoft.com/office/2019/extlst" xmlns:r="http://schemas.openxmlformats.org/officeDocument/2006/relationships" xmlns:m="http://schemas.openxmlformats.org/officeDocument/2006/math" xmlns:v="urn:schemas-microsoft-com:vml" xmlns:wp14="http://schemas.microsoft.com/office/word/2010/wordprocessingDrawing" xmlns:wp="http://schemas.openxmlformats.org/drawingml/2006/wordprocessingDrawing" xmlns:w10="urn:schemas-microsoft-com:office:word" xmlns:w="http://schemas.openxmlformats.org/wordprocessingml/2006/main" xmlns:w14="http://schemas.microsoft.com/office/word/2010/wordml" xmlns:w15="http://schemas.microsoft.com/office/word/2012/wordml" xmlns:w16cex="http://schemas.microsoft.com/office/word/2018/wordml/cex" xmlns:w16cid="http://schemas.microsoft.com/office/word/2016/wordml/cid" xmlns:w16="http://schemas.microsoft.com/office/word/2018/wordml" xmlns:w16du="http://schemas.microsoft.com/office/word/2023/wordml/word16du" xmlns:w16sdtdh="http://schemas.microsoft.com/office/word/2020/wordml/sdtdatahash" xmlns:w16sdtfl="http://schemas.microsoft.com/office/word/2024/wordml/sdtformatlock" xmlns:w16se="http://schemas.microsoft.com/office/word/2015/wordml/symex" xmlns:wpg="http://schemas.microsoft.com/office/word/2010/wordprocessingGroup" xmlns:wpi="http://schemas.microsoft.com/office/word/2010/wordprocessingInk" xmlns:wne="http://schemas.microsoft.com/office/word/2006/wordml" xmlns:wps="http://schemas.microsoft.com/office/word/2010/wordprocessingShape" mc:Ignorable="w14 w15 w16se w16cid w16 w16cex w16sdtdh w16sdtfl w16du wp14">
   <w:abstractNum w:abstractNumId="0" w15:restartNumberingAfterBreak="0">
     <w:nsid w:val="75C37F94"/>
     <w:multiLevelType w:val="hybridMultilevel"/>
@@ -5283,7 +6512,7 @@
 </file>
 
 <file path=word/styles.xml><?xml version="1.0" encoding="utf-8"?>
-<w:styles xmlns:mc="http://schemas.openxmlformats.org/markup-compatibility/2006" xmlns:r="http://schemas.openxmlformats.org/officeDocument/2006/relationships" xmlns:w="http://schemas.openxmlformats.org/wordprocessingml/2006/main" xmlns:w14="http://schemas.microsoft.com/office/word/2010/wordml" xmlns:w15="http://schemas.microsoft.com/office/word/2012/wordml" xmlns:w16cex="http://schemas.microsoft.com/office/word/2018/wordml/cex" xmlns:w16cid="http://schemas.microsoft.com/office/word/2016/wordml/cid" xmlns:w16="http://schemas.microsoft.com/office/word/2018/wordml" xmlns:w16sdtdh="http://schemas.microsoft.com/office/word/2020/wordml/sdtdatahash" xmlns:w16se="http://schemas.microsoft.com/office/word/2015/wordml/symex" mc:Ignorable="w14 w15 w16se w16cid w16 w16cex w16sdtdh">
+<w:styles xmlns:mc="http://schemas.openxmlformats.org/markup-compatibility/2006" xmlns:r="http://schemas.openxmlformats.org/officeDocument/2006/relationships" xmlns:w="http://schemas.openxmlformats.org/wordprocessingml/2006/main" xmlns:w14="http://schemas.microsoft.com/office/word/2010/wordml" xmlns:w15="http://schemas.microsoft.com/office/word/2012/wordml" xmlns:w16cex="http://schemas.microsoft.com/office/word/2018/wordml/cex" xmlns:w16cid="http://schemas.microsoft.com/office/word/2016/wordml/cid" xmlns:w16="http://schemas.microsoft.com/office/word/2018/wordml" xmlns:w16du="http://schemas.microsoft.com/office/word/2023/wordml/word16du" xmlns:w16sdtdh="http://schemas.microsoft.com/office/word/2020/wordml/sdtdatahash" xmlns:w16sdtfl="http://schemas.microsoft.com/office/word/2024/wordml/sdtformatlock" xmlns:w16se="http://schemas.microsoft.com/office/word/2015/wordml/symex" mc:Ignorable="w14 w15 w16se w16cid w16 w16cex w16sdtdh w16sdtfl w16du">
   <w:docDefaults>
     <w:rPrDefault>
       <w:rPr>
@@ -5933,6 +7162,18 @@
       </w14:textOutline>
     </w:rPr>
   </w:style>
+  <w:style w:type="character" w:styleId="FollowedHyperlink">
+    <w:name w:val="FollowedHyperlink"/>
+    <w:basedOn w:val="DefaultParagraphFont"/>
+    <w:uiPriority w:val="99"/>
+    <w:semiHidden/>
+    <w:unhideWhenUsed/>
+    <w:rsid w:val="00DA6ED7"/>
+    <w:rPr>
+      <w:color w:val="954F72" w:themeColor="followedHyperlink"/>
+      <w:u w:val="single"/>
+    </w:rPr>
+  </w:style>
 </w:styles>
 </file>
 

--- a/SPRING.SECURITY.docx
+++ b/SPRING.SECURITY.docx
@@ -2147,46 +2147,14 @@
           <w:bCs/>
           <w:color w:val="000000" w:themeColor="text1"/>
         </w:rPr>
-        <w:t xml:space="preserve">These different types of </w:t>
-      </w:r>
-      <w:proofErr w:type="spellStart"/>
-      <w:r>
-        <w:rPr>
-          <w:bCs/>
-          <w:color w:val="000000" w:themeColor="text1"/>
-        </w:rPr>
-        <w:t>AuthenticationProviders</w:t>
-      </w:r>
-      <w:proofErr w:type="spellEnd"/>
-      <w:r>
-        <w:rPr>
-          <w:bCs/>
-          <w:color w:val="000000" w:themeColor="text1"/>
-        </w:rPr>
-        <w:t xml:space="preserve"> are managed by other </w:t>
-      </w:r>
-      <w:r>
-        <w:rPr>
-          <w:bCs/>
-          <w:color w:val="000000" w:themeColor="text1"/>
-        </w:rPr>
-        <w:t xml:space="preserve">Object and it redirects request to different </w:t>
-      </w:r>
-      <w:proofErr w:type="spellStart"/>
-      <w:r>
-        <w:rPr>
-          <w:bCs/>
-          <w:color w:val="000000" w:themeColor="text1"/>
-        </w:rPr>
-        <w:t>AuthenticationProviders</w:t>
-      </w:r>
-      <w:proofErr w:type="spellEnd"/>
-      <w:r>
-        <w:rPr>
-          <w:bCs/>
-          <w:color w:val="000000" w:themeColor="text1"/>
-        </w:rPr>
-        <w:t xml:space="preserve"> </w:t>
+        <w:t xml:space="preserve">These different types of AuthenticationProviders are managed by other </w:t>
+      </w:r>
+      <w:r>
+        <w:rPr>
+          <w:bCs/>
+          <w:color w:val="000000" w:themeColor="text1"/>
+        </w:rPr>
+        <w:t xml:space="preserve">Object and it redirects request to different AuthenticationProviders </w:t>
       </w:r>
       <w:r>
         <w:rPr>
@@ -2329,23 +2297,7 @@
           <w:bCs/>
           <w:color w:val="000000" w:themeColor="text1"/>
         </w:rPr>
-        <w:t xml:space="preserve"> utilizes this methos and checks all the </w:t>
-      </w:r>
-      <w:proofErr w:type="spellStart"/>
-      <w:r>
-        <w:rPr>
-          <w:bCs/>
-          <w:color w:val="000000" w:themeColor="text1"/>
-        </w:rPr>
-        <w:t>AuthenticationProviders</w:t>
-      </w:r>
-      <w:proofErr w:type="spellEnd"/>
-      <w:r>
-        <w:rPr>
-          <w:bCs/>
-          <w:color w:val="000000" w:themeColor="text1"/>
-        </w:rPr>
-        <w:t xml:space="preserve"> to check whether the particular type of authentication is supported by that </w:t>
+        <w:t xml:space="preserve"> utilizes this methos and checks all the AuthenticationProviders to check whether the particular type of authentication is supported by that </w:t>
       </w:r>
       <w:proofErr w:type="spellStart"/>
       <w:r>
@@ -3224,7 +3176,21 @@
             <w:rStyle w:val="Hyperlink"/>
             <w:bCs/>
           </w:rPr>
-          <w:t>https://medium.com/swlh/why-do-we-need-the-json-web-token-jwt-in-the-modern-web-8490a7284482</w:t>
+          <w:t>https://medium.com/swlh/why-do-we-need-the-jso</w:t>
+        </w:r>
+        <w:r>
+          <w:rPr>
+            <w:rStyle w:val="Hyperlink"/>
+            <w:bCs/>
+          </w:rPr>
+          <w:t>n</w:t>
+        </w:r>
+        <w:r>
+          <w:rPr>
+            <w:rStyle w:val="Hyperlink"/>
+            <w:bCs/>
+          </w:rPr>
+          <w:t>-web-token-jwt-in-the-modern-web-8490a7284482</w:t>
         </w:r>
       </w:hyperlink>
     </w:p>
@@ -3626,6 +3592,7 @@
       <w:r>
         <w:rPr>
           <w:rFonts w:ascii="Georgia" w:eastAsia="Times New Roman" w:hAnsi="Georgia" w:cs="Times New Roman"/>
+          <w:noProof/>
           <w:color w:val="292929"/>
           <w:spacing w:val="-1"/>
           <w:sz w:val="30"/>
@@ -3719,6 +3686,7 @@
       <w:r>
         <w:rPr>
           <w:rFonts w:ascii="Georgia" w:eastAsia="Times New Roman" w:hAnsi="Georgia" w:cs="Times New Roman"/>
+          <w:noProof/>
           <w:color w:val="292929"/>
           <w:spacing w:val="-1"/>
           <w:sz w:val="30"/>
@@ -4649,15 +4617,7 @@
       </w:r>
       <w:proofErr w:type="gramEnd"/>
       <w:r>
-        <w:t xml:space="preserve"> the </w:t>
-      </w:r>
-      <w:proofErr w:type="gramStart"/>
-      <w:r>
-        <w:t>servers</w:t>
-      </w:r>
-      <w:proofErr w:type="gramEnd"/>
-      <w:r>
-        <w:t xml:space="preserve"> hand out a token to client and ask the client to bring that token along with an </w:t>
+        <w:t xml:space="preserve"> the servers hand out a token to client and ask the client to bring that token along with an </w:t>
       </w:r>
       <w:proofErr w:type="spellStart"/>
       <w:r>
@@ -5272,43 +5232,180 @@
             <w:bCs/>
             <w:u w:val="none"/>
           </w:rPr>
-          <w:t>https://developer.okta.com/blog/201</w:t>
-        </w:r>
-        <w:r>
-          <w:rPr>
-            <w:rStyle w:val="Hyperlink"/>
-            <w:b/>
-            <w:bCs/>
-            <w:u w:val="none"/>
-          </w:rPr>
-          <w:t>8</w:t>
-        </w:r>
-        <w:r>
-          <w:rPr>
-            <w:rStyle w:val="Hyperlink"/>
-            <w:b/>
-            <w:bCs/>
-            <w:u w:val="none"/>
-          </w:rPr>
-          <w:t>/06/20/what-happens-if-your-jwt-is-stolen</w:t>
+          <w:t>https://developer.okta.com/blog/2018/06/20/what-happens-if-your-jwt-is-stolen</w:t>
         </w:r>
       </w:hyperlink>
     </w:p>
     <w:p/>
     <w:p>
-      <w:pPr>
-        <w:rPr>
-          <w:b/>
-          <w:bCs/>
-          <w:color w:val="000000" w:themeColor="text1"/>
-          <w:u w:val="dottedHeavy"/>
-        </w:rPr>
-      </w:pPr>
       <w:r>
         <w:t xml:space="preserve">The JWT is actually visible to all and any one decode the payload. But systems ensure that payload doesn’t contain important critical data. It contains just enough info of user for authorization. </w:t>
       </w:r>
       <w:r>
         <w:t>A token’s purpose is to help a server remember who somebody is.</w:t>
+      </w:r>
+    </w:p>
+    <w:p/>
+    <w:p>
+      <w:r>
+        <w:t xml:space="preserve">Verifying JWT </w:t>
+      </w:r>
+      <w:r>
+        <w:br/>
+      </w:r>
+    </w:p>
+    <w:p>
+      <w:r>
+        <w:t xml:space="preserve">Expected Signature = HASH256 </w:t>
+      </w:r>
+      <w:proofErr w:type="gramStart"/>
+      <w:r>
+        <w:t>( base</w:t>
+      </w:r>
+      <w:proofErr w:type="gramEnd"/>
+      <w:r>
+        <w:t xml:space="preserve">64 [header] + base64 [ payload] + </w:t>
+      </w:r>
+      <w:r>
+        <w:t>secret)</w:t>
+      </w:r>
+    </w:p>
+    <w:p>
+      <w:pPr>
+        <w:rPr>
+          <w:rFonts w:asciiTheme="majorHAnsi" w:hAnsiTheme="majorHAnsi" w:cstheme="majorHAnsi"/>
+          <w:color w:val="000000" w:themeColor="text1"/>
+        </w:rPr>
+      </w:pPr>
+      <w:r>
+        <w:rPr>
+          <w:rFonts w:asciiTheme="majorHAnsi" w:hAnsiTheme="majorHAnsi" w:cstheme="majorHAnsi"/>
+          <w:color w:val="000000" w:themeColor="text1"/>
+        </w:rPr>
+        <w:lastRenderedPageBreak/>
+        <w:t>if (</w:t>
+      </w:r>
+      <w:proofErr w:type="gramStart"/>
+      <w:r>
+        <w:rPr>
+          <w:rFonts w:asciiTheme="majorHAnsi" w:hAnsiTheme="majorHAnsi" w:cstheme="majorHAnsi"/>
+          <w:color w:val="000000" w:themeColor="text1"/>
+        </w:rPr>
+        <w:t>expectedSignature</w:t>
+      </w:r>
+      <w:r>
+        <w:rPr>
+          <w:rFonts w:asciiTheme="majorHAnsi" w:hAnsiTheme="majorHAnsi" w:cstheme="majorHAnsi"/>
+          <w:color w:val="000000" w:themeColor="text1"/>
+        </w:rPr>
+        <w:t xml:space="preserve"> </w:t>
+      </w:r>
+      <w:r>
+        <w:rPr>
+          <w:rFonts w:asciiTheme="majorHAnsi" w:hAnsiTheme="majorHAnsi" w:cstheme="majorHAnsi"/>
+          <w:color w:val="000000" w:themeColor="text1"/>
+        </w:rPr>
+        <w:t xml:space="preserve"> ==</w:t>
+      </w:r>
+      <w:r>
+        <w:rPr>
+          <w:rFonts w:asciiTheme="majorHAnsi" w:hAnsiTheme="majorHAnsi" w:cstheme="majorHAnsi"/>
+          <w:color w:val="000000" w:themeColor="text1"/>
+        </w:rPr>
+        <w:t xml:space="preserve"> </w:t>
+      </w:r>
+      <w:r>
+        <w:rPr>
+          <w:rFonts w:asciiTheme="majorHAnsi" w:hAnsiTheme="majorHAnsi" w:cstheme="majorHAnsi"/>
+          <w:color w:val="000000" w:themeColor="text1"/>
+        </w:rPr>
+        <w:t xml:space="preserve"> tokenSignature</w:t>
+      </w:r>
+      <w:proofErr w:type="gramEnd"/>
+      <w:r>
+        <w:rPr>
+          <w:rFonts w:asciiTheme="majorHAnsi" w:hAnsiTheme="majorHAnsi" w:cstheme="majorHAnsi"/>
+          <w:color w:val="000000" w:themeColor="text1"/>
+        </w:rPr>
+        <w:t>)</w:t>
+      </w:r>
+      <w:r>
+        <w:rPr>
+          <w:rFonts w:asciiTheme="majorHAnsi" w:hAnsiTheme="majorHAnsi" w:cstheme="majorHAnsi"/>
+          <w:color w:val="000000" w:themeColor="text1"/>
+        </w:rPr>
+        <w:t xml:space="preserve">   </w:t>
+      </w:r>
+      <w:r>
+        <w:rPr>
+          <w:rFonts w:asciiTheme="majorHAnsi" w:hAnsiTheme="majorHAnsi" w:cstheme="majorHAnsi"/>
+          <w:color w:val="000000" w:themeColor="text1"/>
+        </w:rPr>
+        <w:sym w:font="Wingdings" w:char="F0E8"/>
+      </w:r>
+      <w:r>
+        <w:rPr>
+          <w:rFonts w:asciiTheme="majorHAnsi" w:hAnsiTheme="majorHAnsi" w:cstheme="majorHAnsi"/>
+          <w:color w:val="000000" w:themeColor="text1"/>
+        </w:rPr>
+        <w:t xml:space="preserve"> valid</w:t>
+      </w:r>
+    </w:p>
+    <w:p>
+      <w:pPr>
+        <w:rPr>
+          <w:rFonts w:asciiTheme="majorHAnsi" w:hAnsiTheme="majorHAnsi" w:cstheme="majorHAnsi"/>
+          <w:color w:val="000000" w:themeColor="text1"/>
+        </w:rPr>
+      </w:pPr>
+      <w:r>
+        <w:rPr>
+          <w:rFonts w:asciiTheme="majorHAnsi" w:hAnsiTheme="majorHAnsi" w:cstheme="majorHAnsi"/>
+          <w:color w:val="000000" w:themeColor="text1"/>
+        </w:rPr>
+        <w:t>els</w:t>
+      </w:r>
+      <w:r>
+        <w:rPr>
+          <w:rFonts w:asciiTheme="majorHAnsi" w:hAnsiTheme="majorHAnsi" w:cstheme="majorHAnsi"/>
+          <w:color w:val="000000" w:themeColor="text1"/>
+        </w:rPr>
+        <w:t xml:space="preserve">e  </w:t>
+      </w:r>
+      <w:r>
+        <w:rPr>
+          <w:rFonts w:asciiTheme="majorHAnsi" w:hAnsiTheme="majorHAnsi" w:cstheme="majorHAnsi"/>
+          <w:color w:val="000000" w:themeColor="text1"/>
+        </w:rPr>
+        <w:t xml:space="preserve">  </w:t>
+      </w:r>
+      <w:r>
+        <w:rPr>
+          <w:rFonts w:asciiTheme="majorHAnsi" w:hAnsiTheme="majorHAnsi" w:cstheme="majorHAnsi"/>
+          <w:color w:val="000000" w:themeColor="text1"/>
+        </w:rPr>
+        <w:sym w:font="Wingdings" w:char="F0E8"/>
+      </w:r>
+      <w:r>
+        <w:rPr>
+          <w:rFonts w:asciiTheme="majorHAnsi" w:hAnsiTheme="majorHAnsi" w:cstheme="majorHAnsi"/>
+          <w:color w:val="000000" w:themeColor="text1"/>
+        </w:rPr>
+        <w:t xml:space="preserve"> </w:t>
+      </w:r>
+      <w:r>
+        <w:rPr>
+          <w:rFonts w:ascii="Segoe UI Emoji" w:hAnsi="Segoe UI Emoji" w:cs="Segoe UI Emoji"/>
+          <w:color w:val="000000" w:themeColor="text1"/>
+        </w:rPr>
+        <w:t>❌</w:t>
+      </w:r>
+      <w:r>
+        <w:rPr>
+          <w:rFonts w:asciiTheme="majorHAnsi" w:hAnsiTheme="majorHAnsi" w:cstheme="majorHAnsi"/>
+          <w:color w:val="000000" w:themeColor="text1"/>
+        </w:rPr>
+        <w:t xml:space="preserve"> INVALID</w:t>
       </w:r>
     </w:p>
     <w:p>
@@ -5531,6 +5628,7 @@
         <w:rPr>
           <w:noProof/>
         </w:rPr>
+        <w:lastRenderedPageBreak/>
         <w:drawing>
           <wp:inline distT="0" distB="0" distL="0" distR="0" wp14:anchorId="6DA9CE98" wp14:editId="63737B5D">
             <wp:extent cx="5943600" cy="2945130"/>
@@ -5593,6 +5691,7 @@
         <w:rPr>
           <w:noProof/>
         </w:rPr>
+        <w:lastRenderedPageBreak/>
         <w:drawing>
           <wp:inline distT="0" distB="0" distL="0" distR="0" wp14:anchorId="51D86837" wp14:editId="6C04162A">
             <wp:extent cx="5943600" cy="3090545"/>
@@ -5691,7 +5790,21 @@
             <w:rStyle w:val="Hyperlink"/>
             <w:rFonts w:ascii="Helvetica" w:hAnsi="Helvetica" w:cs="Helvetica"/>
           </w:rPr>
-          <w:t>https://youtu.be/t4-416mg6iU</w:t>
+          <w:t>https://youtu.be/t4-4</w:t>
+        </w:r>
+        <w:r>
+          <w:rPr>
+            <w:rStyle w:val="Hyperlink"/>
+            <w:rFonts w:ascii="Helvetica" w:hAnsi="Helvetica" w:cs="Helvetica"/>
+          </w:rPr>
+          <w:t>1</w:t>
+        </w:r>
+        <w:r>
+          <w:rPr>
+            <w:rStyle w:val="Hyperlink"/>
+            <w:rFonts w:ascii="Helvetica" w:hAnsi="Helvetica" w:cs="Helvetica"/>
+          </w:rPr>
+          <w:t>6mg6iU</w:t>
         </w:r>
       </w:hyperlink>
     </w:p>
@@ -8414,7 +8527,22 @@
       </w:r>
     </w:p>
     <w:p/>
-    <w:p/>
+    <w:p>
+      <w:r>
+        <w:t xml:space="preserve">Have a look at </w:t>
+      </w:r>
+      <w:proofErr w:type="gramStart"/>
+      <w:r>
+        <w:t>it :</w:t>
+      </w:r>
+      <w:proofErr w:type="gramEnd"/>
+      <w:r>
+        <w:t xml:space="preserve">  </w:t>
+      </w:r>
+      <w:r>
+        <w:t>https://developer.okta.com/blog/2019/10/21/illustrated-guide-to-oauth-and-oidc</w:t>
+      </w:r>
+    </w:p>
     <w:tbl>
       <w:tblPr>
         <w:tblW w:w="4917" w:type="dxa"/>
@@ -9715,6 +9843,7 @@
   <w:style w:type="character" w:default="1" w:styleId="DefaultParagraphFont">
     <w:name w:val="Default Paragraph Font"/>
     <w:uiPriority w:val="1"/>
+    <w:semiHidden/>
     <w:unhideWhenUsed/>
   </w:style>
   <w:style w:type="table" w:default="1" w:styleId="TableNormal">
